--- a/说明文件/软件说明书.docx
+++ b/说明文件/软件说明书.docx
@@ -214,20 +214,7 @@
           <w:szCs w:val="24"/>
           <w:lang w:val="en-US" w:eastAsia="zh-CN"/>
         </w:rPr>
-        <w:t>注：josn文件内容请看《串口通讯协议</w:t>
-      </w:r>
-      <w:bookmarkStart w:id="0" w:name="_GoBack"/>
-      <w:bookmarkEnd w:id="0"/>
-      <w:r>
-        <w:rPr>
-          <w:rFonts w:hint="eastAsia"/>
-          <w:b w:val="0"/>
-          <w:bCs w:val="0"/>
-          <w:sz w:val="24"/>
-          <w:szCs w:val="24"/>
-          <w:lang w:val="en-US" w:eastAsia="zh-CN"/>
-        </w:rPr>
-        <w:t>构成》；</w:t>
+        <w:t>注：josn文件内容请看《串口通讯协议构成》；</w:t>
       </w:r>
     </w:p>
     <w:p>
@@ -426,6 +413,1188 @@
         </w:numPr>
         <w:jc w:val="both"/>
         <w:rPr>
+          <w:rFonts w:hint="eastAsia"/>
+          <w:b w:val="0"/>
+          <w:bCs w:val="0"/>
+          <w:sz w:val="24"/>
+          <w:szCs w:val="24"/>
+          <w:lang w:val="en-US" w:eastAsia="zh-CN"/>
+        </w:rPr>
+      </w:pPr>
+      <w:r>
+        <w:rPr>
+          <w:rFonts w:hint="eastAsia"/>
+          <w:b w:val="0"/>
+          <w:bCs w:val="0"/>
+          <w:sz w:val="24"/>
+          <w:szCs w:val="24"/>
+          <w:lang w:val="en-US" w:eastAsia="zh-CN"/>
+        </w:rPr>
+        <w:t>选择【设备区域】，将设备型号写入，这里默认为【QH4011】，选择区域【应用程序(R1)】，检查无误后，点击【打开串口】；</w:t>
+      </w:r>
+    </w:p>
+    <w:p>
+      <w:pPr>
+        <w:numPr>
+          <w:ilvl w:val="0"/>
+          <w:numId w:val="0"/>
+        </w:numPr>
+        <w:jc w:val="both"/>
+        <w:rPr>
+          <w:rFonts w:hint="eastAsia"/>
+          <w:b w:val="0"/>
+          <w:bCs w:val="0"/>
+          <w:sz w:val="24"/>
+          <w:szCs w:val="24"/>
+          <w:lang w:val="en-US" w:eastAsia="zh-CN"/>
+        </w:rPr>
+      </w:pPr>
+      <w:r>
+        <w:rPr>
+          <w:rFonts w:hint="eastAsia"/>
+          <w:b w:val="0"/>
+          <w:bCs w:val="0"/>
+          <w:sz w:val="24"/>
+          <w:szCs w:val="24"/>
+          <w:lang w:val="en-US" w:eastAsia="zh-CN"/>
+        </w:rPr>
+        <w:t>上位机会以5ms的间隔发送握手指令：upadte link QH4011 1；</w:t>
+      </w:r>
+    </w:p>
+    <w:tbl>
+      <w:tblPr>
+        <w:tblStyle w:val="3"/>
+        <w:tblW w:w="0" w:type="auto"/>
+        <w:tblInd w:w="0" w:type="dxa"/>
+        <w:tblBorders>
+          <w:top w:val="single" w:color="auto" w:sz="4" w:space="0"/>
+          <w:left w:val="single" w:color="auto" w:sz="4" w:space="0"/>
+          <w:bottom w:val="single" w:color="auto" w:sz="4" w:space="0"/>
+          <w:right w:val="single" w:color="auto" w:sz="4" w:space="0"/>
+          <w:insideH w:val="single" w:color="auto" w:sz="4" w:space="0"/>
+          <w:insideV w:val="single" w:color="auto" w:sz="4" w:space="0"/>
+        </w:tblBorders>
+        <w:tblLayout w:type="autofit"/>
+        <w:tblCellMar>
+          <w:top w:w="0" w:type="dxa"/>
+          <w:left w:w="108" w:type="dxa"/>
+          <w:bottom w:w="0" w:type="dxa"/>
+          <w:right w:w="108" w:type="dxa"/>
+        </w:tblCellMar>
+      </w:tblPr>
+      <w:tblGrid>
+        <w:gridCol w:w="2129"/>
+        <w:gridCol w:w="2130"/>
+        <w:gridCol w:w="2130"/>
+        <w:gridCol w:w="2130"/>
+      </w:tblGrid>
+      <w:tr>
+        <w:tblPrEx>
+          <w:tblBorders>
+            <w:top w:val="single" w:color="auto" w:sz="4" w:space="0"/>
+            <w:left w:val="single" w:color="auto" w:sz="4" w:space="0"/>
+            <w:bottom w:val="single" w:color="auto" w:sz="4" w:space="0"/>
+            <w:right w:val="single" w:color="auto" w:sz="4" w:space="0"/>
+            <w:insideH w:val="single" w:color="auto" w:sz="4" w:space="0"/>
+            <w:insideV w:val="single" w:color="auto" w:sz="4" w:space="0"/>
+          </w:tblBorders>
+          <w:tblCellMar>
+            <w:top w:w="0" w:type="dxa"/>
+            <w:left w:w="108" w:type="dxa"/>
+            <w:bottom w:w="0" w:type="dxa"/>
+            <w:right w:w="108" w:type="dxa"/>
+          </w:tblCellMar>
+        </w:tblPrEx>
+        <w:tc>
+          <w:tcPr>
+            <w:tcW w:w="2129" w:type="dxa"/>
+            <w:vAlign w:val="center"/>
+          </w:tcPr>
+          <w:p>
+            <w:pPr>
+              <w:numPr>
+                <w:ilvl w:val="0"/>
+                <w:numId w:val="0"/>
+              </w:numPr>
+              <w:jc w:val="center"/>
+              <w:rPr>
+                <w:rFonts w:hint="default"/>
+                <w:b w:val="0"/>
+                <w:bCs w:val="0"/>
+                <w:sz w:val="24"/>
+                <w:szCs w:val="24"/>
+                <w:vertAlign w:val="baseline"/>
+                <w:lang w:val="en-US" w:eastAsia="zh-CN"/>
+              </w:rPr>
+            </w:pPr>
+            <w:r>
+              <w:rPr>
+                <w:rFonts w:hint="eastAsia"/>
+                <w:b w:val="0"/>
+                <w:bCs w:val="0"/>
+                <w:sz w:val="24"/>
+                <w:szCs w:val="24"/>
+                <w:vertAlign w:val="baseline"/>
+                <w:lang w:val="en-US" w:eastAsia="zh-CN"/>
+              </w:rPr>
+              <w:t>区域</w:t>
+            </w:r>
+          </w:p>
+        </w:tc>
+        <w:tc>
+          <w:tcPr>
+            <w:tcW w:w="2130" w:type="dxa"/>
+            <w:shd w:val="clear" w:color="auto" w:fill="auto"/>
+            <w:vAlign w:val="center"/>
+          </w:tcPr>
+          <w:p>
+            <w:pPr>
+              <w:numPr>
+                <w:ilvl w:val="0"/>
+                <w:numId w:val="0"/>
+              </w:numPr>
+              <w:ind w:left="0" w:leftChars="0" w:firstLine="0" w:firstLineChars="0"/>
+              <w:jc w:val="center"/>
+              <w:rPr>
+                <w:rFonts w:hint="eastAsia" w:asciiTheme="minorHAnsi" w:hAnsiTheme="minorHAnsi" w:eastAsiaTheme="minorEastAsia" w:cstheme="minorBidi"/>
+                <w:b w:val="0"/>
+                <w:bCs w:val="0"/>
+                <w:kern w:val="2"/>
+                <w:sz w:val="24"/>
+                <w:szCs w:val="24"/>
+                <w:vertAlign w:val="baseline"/>
+                <w:lang w:val="en-US" w:eastAsia="zh-CN" w:bidi="ar-SA"/>
+              </w:rPr>
+            </w:pPr>
+            <w:r>
+              <w:rPr>
+                <w:rFonts w:hint="eastAsia"/>
+                <w:b w:val="0"/>
+                <w:bCs w:val="0"/>
+                <w:sz w:val="24"/>
+                <w:szCs w:val="24"/>
+                <w:vertAlign w:val="baseline"/>
+                <w:lang w:val="en-US" w:eastAsia="zh-CN"/>
+              </w:rPr>
+              <w:t>Bootloader(R0)</w:t>
+            </w:r>
+          </w:p>
+        </w:tc>
+        <w:tc>
+          <w:tcPr>
+            <w:tcW w:w="2130" w:type="dxa"/>
+            <w:shd w:val="clear" w:color="auto" w:fill="auto"/>
+            <w:vAlign w:val="center"/>
+          </w:tcPr>
+          <w:p>
+            <w:pPr>
+              <w:numPr>
+                <w:ilvl w:val="0"/>
+                <w:numId w:val="0"/>
+              </w:numPr>
+              <w:ind w:left="0" w:leftChars="0" w:firstLine="0" w:firstLineChars="0"/>
+              <w:jc w:val="center"/>
+              <w:rPr>
+                <w:rFonts w:hint="default" w:asciiTheme="minorHAnsi" w:hAnsiTheme="minorHAnsi" w:eastAsiaTheme="minorEastAsia" w:cstheme="minorBidi"/>
+                <w:b w:val="0"/>
+                <w:bCs w:val="0"/>
+                <w:kern w:val="2"/>
+                <w:sz w:val="24"/>
+                <w:szCs w:val="24"/>
+                <w:vertAlign w:val="baseline"/>
+                <w:lang w:val="en-US" w:eastAsia="zh-CN" w:bidi="ar-SA"/>
+              </w:rPr>
+            </w:pPr>
+            <w:r>
+              <w:rPr>
+                <w:rFonts w:hint="eastAsia"/>
+                <w:b w:val="0"/>
+                <w:bCs w:val="0"/>
+                <w:sz w:val="24"/>
+                <w:szCs w:val="24"/>
+                <w:vertAlign w:val="baseline"/>
+                <w:lang w:val="en-US" w:eastAsia="zh-CN"/>
+              </w:rPr>
+              <w:t>应用程序(R0)</w:t>
+            </w:r>
+          </w:p>
+        </w:tc>
+        <w:tc>
+          <w:tcPr>
+            <w:tcW w:w="2130" w:type="dxa"/>
+            <w:shd w:val="clear" w:color="auto" w:fill="auto"/>
+            <w:vAlign w:val="center"/>
+          </w:tcPr>
+          <w:p>
+            <w:pPr>
+              <w:numPr>
+                <w:ilvl w:val="0"/>
+                <w:numId w:val="0"/>
+              </w:numPr>
+              <w:ind w:left="0" w:leftChars="0" w:firstLine="0" w:firstLineChars="0"/>
+              <w:jc w:val="center"/>
+              <w:rPr>
+                <w:rFonts w:hint="eastAsia" w:asciiTheme="minorHAnsi" w:hAnsiTheme="minorHAnsi" w:eastAsiaTheme="minorEastAsia" w:cstheme="minorBidi"/>
+                <w:b w:val="0"/>
+                <w:bCs w:val="0"/>
+                <w:kern w:val="2"/>
+                <w:sz w:val="24"/>
+                <w:szCs w:val="24"/>
+                <w:vertAlign w:val="baseline"/>
+                <w:lang w:val="en-US" w:eastAsia="zh-CN" w:bidi="ar-SA"/>
+              </w:rPr>
+            </w:pPr>
+            <w:r>
+              <w:rPr>
+                <w:rFonts w:hint="eastAsia"/>
+                <w:b w:val="0"/>
+                <w:bCs w:val="0"/>
+                <w:sz w:val="24"/>
+                <w:szCs w:val="24"/>
+                <w:vertAlign w:val="baseline"/>
+                <w:lang w:val="en-US" w:eastAsia="zh-CN"/>
+              </w:rPr>
+              <w:t>程序参数</w:t>
+            </w:r>
+          </w:p>
+        </w:tc>
+      </w:tr>
+      <w:tr>
+        <w:tblPrEx>
+          <w:tblBorders>
+            <w:top w:val="single" w:color="auto" w:sz="4" w:space="0"/>
+            <w:left w:val="single" w:color="auto" w:sz="4" w:space="0"/>
+            <w:bottom w:val="single" w:color="auto" w:sz="4" w:space="0"/>
+            <w:right w:val="single" w:color="auto" w:sz="4" w:space="0"/>
+            <w:insideH w:val="single" w:color="auto" w:sz="4" w:space="0"/>
+            <w:insideV w:val="single" w:color="auto" w:sz="4" w:space="0"/>
+          </w:tblBorders>
+          <w:tblCellMar>
+            <w:top w:w="0" w:type="dxa"/>
+            <w:left w:w="108" w:type="dxa"/>
+            <w:bottom w:w="0" w:type="dxa"/>
+            <w:right w:w="108" w:type="dxa"/>
+          </w:tblCellMar>
+        </w:tblPrEx>
+        <w:tc>
+          <w:tcPr>
+            <w:tcW w:w="2129" w:type="dxa"/>
+            <w:vAlign w:val="center"/>
+          </w:tcPr>
+          <w:p>
+            <w:pPr>
+              <w:numPr>
+                <w:ilvl w:val="0"/>
+                <w:numId w:val="0"/>
+              </w:numPr>
+              <w:jc w:val="center"/>
+              <w:rPr>
+                <w:rFonts w:hint="default"/>
+                <w:b w:val="0"/>
+                <w:bCs w:val="0"/>
+                <w:sz w:val="24"/>
+                <w:szCs w:val="24"/>
+                <w:vertAlign w:val="baseline"/>
+                <w:lang w:val="en-US" w:eastAsia="zh-CN"/>
+              </w:rPr>
+            </w:pPr>
+            <w:r>
+              <w:rPr>
+                <w:rFonts w:hint="eastAsia"/>
+                <w:b w:val="0"/>
+                <w:bCs w:val="0"/>
+                <w:sz w:val="24"/>
+                <w:szCs w:val="24"/>
+                <w:vertAlign w:val="baseline"/>
+                <w:lang w:val="en-US" w:eastAsia="zh-CN"/>
+              </w:rPr>
+              <w:t>指令</w:t>
+            </w:r>
+          </w:p>
+        </w:tc>
+        <w:tc>
+          <w:tcPr>
+            <w:tcW w:w="2130" w:type="dxa"/>
+            <w:vAlign w:val="center"/>
+          </w:tcPr>
+          <w:p>
+            <w:pPr>
+              <w:numPr>
+                <w:ilvl w:val="0"/>
+                <w:numId w:val="0"/>
+              </w:numPr>
+              <w:jc w:val="center"/>
+              <w:rPr>
+                <w:rFonts w:hint="default"/>
+                <w:b w:val="0"/>
+                <w:bCs w:val="0"/>
+                <w:sz w:val="24"/>
+                <w:szCs w:val="24"/>
+                <w:vertAlign w:val="baseline"/>
+                <w:lang w:val="en-US" w:eastAsia="zh-CN"/>
+              </w:rPr>
+            </w:pPr>
+            <w:r>
+              <w:rPr>
+                <w:rFonts w:hint="eastAsia"/>
+                <w:b w:val="0"/>
+                <w:bCs w:val="0"/>
+                <w:sz w:val="24"/>
+                <w:szCs w:val="24"/>
+                <w:vertAlign w:val="baseline"/>
+                <w:lang w:val="en-US" w:eastAsia="zh-CN"/>
+              </w:rPr>
+              <w:t>0</w:t>
+            </w:r>
+          </w:p>
+        </w:tc>
+        <w:tc>
+          <w:tcPr>
+            <w:tcW w:w="2130" w:type="dxa"/>
+            <w:vAlign w:val="center"/>
+          </w:tcPr>
+          <w:p>
+            <w:pPr>
+              <w:numPr>
+                <w:ilvl w:val="0"/>
+                <w:numId w:val="0"/>
+              </w:numPr>
+              <w:jc w:val="center"/>
+              <w:rPr>
+                <w:rFonts w:hint="default"/>
+                <w:b w:val="0"/>
+                <w:bCs w:val="0"/>
+                <w:sz w:val="24"/>
+                <w:szCs w:val="24"/>
+                <w:vertAlign w:val="baseline"/>
+                <w:lang w:val="en-US" w:eastAsia="zh-CN"/>
+              </w:rPr>
+            </w:pPr>
+            <w:r>
+              <w:rPr>
+                <w:rFonts w:hint="eastAsia"/>
+                <w:b w:val="0"/>
+                <w:bCs w:val="0"/>
+                <w:sz w:val="24"/>
+                <w:szCs w:val="24"/>
+                <w:vertAlign w:val="baseline"/>
+                <w:lang w:val="en-US" w:eastAsia="zh-CN"/>
+              </w:rPr>
+              <w:t>1</w:t>
+            </w:r>
+          </w:p>
+        </w:tc>
+        <w:tc>
+          <w:tcPr>
+            <w:tcW w:w="2130" w:type="dxa"/>
+            <w:vAlign w:val="center"/>
+          </w:tcPr>
+          <w:p>
+            <w:pPr>
+              <w:numPr>
+                <w:ilvl w:val="0"/>
+                <w:numId w:val="0"/>
+              </w:numPr>
+              <w:jc w:val="center"/>
+              <w:rPr>
+                <w:rFonts w:hint="default"/>
+                <w:b w:val="0"/>
+                <w:bCs w:val="0"/>
+                <w:sz w:val="24"/>
+                <w:szCs w:val="24"/>
+                <w:vertAlign w:val="baseline"/>
+                <w:lang w:val="en-US" w:eastAsia="zh-CN"/>
+              </w:rPr>
+            </w:pPr>
+            <w:r>
+              <w:rPr>
+                <w:rFonts w:hint="eastAsia"/>
+                <w:b w:val="0"/>
+                <w:bCs w:val="0"/>
+                <w:sz w:val="24"/>
+                <w:szCs w:val="24"/>
+                <w:vertAlign w:val="baseline"/>
+                <w:lang w:val="en-US" w:eastAsia="zh-CN"/>
+              </w:rPr>
+              <w:t>2</w:t>
+            </w:r>
+          </w:p>
+        </w:tc>
+      </w:tr>
+    </w:tbl>
+    <w:p>
+      <w:pPr>
+        <w:numPr>
+          <w:ilvl w:val="0"/>
+          <w:numId w:val="0"/>
+        </w:numPr>
+        <w:jc w:val="both"/>
+        <w:rPr>
+          <w:rFonts w:hint="default"/>
+          <w:b w:val="0"/>
+          <w:bCs w:val="0"/>
+          <w:sz w:val="24"/>
+          <w:szCs w:val="24"/>
+          <w:lang w:val="en-US" w:eastAsia="zh-CN"/>
+        </w:rPr>
+      </w:pPr>
+      <w:r>
+        <w:rPr>
+          <w:rFonts w:hint="eastAsia"/>
+          <w:b w:val="0"/>
+          <w:bCs w:val="0"/>
+          <w:sz w:val="24"/>
+          <w:szCs w:val="24"/>
+          <w:lang w:val="en-US" w:eastAsia="zh-CN"/>
+        </w:rPr>
+        <w:t>硬件发送握手反馈指令：update link QH4011 1 ok</w:t>
+      </w:r>
+    </w:p>
+    <w:p>
+      <w:pPr>
+        <w:numPr>
+          <w:ilvl w:val="0"/>
+          <w:numId w:val="0"/>
+        </w:numPr>
+        <w:jc w:val="both"/>
+        <w:rPr>
+          <w:rFonts w:hint="eastAsia"/>
+          <w:b w:val="0"/>
+          <w:bCs w:val="0"/>
+          <w:sz w:val="24"/>
+          <w:szCs w:val="24"/>
+          <w:lang w:val="en-US" w:eastAsia="zh-CN"/>
+        </w:rPr>
+      </w:pPr>
+      <w:r>
+        <w:rPr>
+          <w:rFonts w:hint="eastAsia"/>
+          <w:b w:val="0"/>
+          <w:bCs w:val="0"/>
+          <w:sz w:val="24"/>
+          <w:szCs w:val="24"/>
+          <w:lang w:val="en-US" w:eastAsia="zh-CN"/>
+        </w:rPr>
+        <w:t>若20s内握手指令校验失败，则显示超时并关闭串口；</w:t>
+      </w:r>
+    </w:p>
+    <w:p>
+      <w:pPr>
+        <w:numPr>
+          <w:ilvl w:val="0"/>
+          <w:numId w:val="0"/>
+        </w:numPr>
+        <w:jc w:val="both"/>
+        <w:rPr>
+          <w:rFonts w:hint="eastAsia"/>
+          <w:b w:val="0"/>
+          <w:bCs w:val="0"/>
+          <w:sz w:val="24"/>
+          <w:szCs w:val="24"/>
+          <w:lang w:val="en-US" w:eastAsia="zh-CN"/>
+        </w:rPr>
+      </w:pPr>
+      <w:r>
+        <w:rPr>
+          <w:rFonts w:hint="eastAsia"/>
+          <w:b w:val="0"/>
+          <w:bCs w:val="0"/>
+          <w:sz w:val="24"/>
+          <w:szCs w:val="24"/>
+          <w:lang w:val="en-US" w:eastAsia="zh-CN"/>
+        </w:rPr>
+        <w:t>若握手指令识别正确则显示，握手成功；</w:t>
+      </w:r>
+    </w:p>
+    <w:tbl>
+      <w:tblPr>
+        <w:tblStyle w:val="3"/>
+        <w:tblW w:w="4998" w:type="pct"/>
+        <w:tblInd w:w="0" w:type="dxa"/>
+        <w:tblBorders>
+          <w:top w:val="single" w:color="auto" w:sz="4" w:space="0"/>
+          <w:left w:val="single" w:color="auto" w:sz="4" w:space="0"/>
+          <w:bottom w:val="single" w:color="auto" w:sz="4" w:space="0"/>
+          <w:right w:val="single" w:color="auto" w:sz="4" w:space="0"/>
+          <w:insideH w:val="single" w:color="auto" w:sz="4" w:space="0"/>
+          <w:insideV w:val="single" w:color="auto" w:sz="4" w:space="0"/>
+        </w:tblBorders>
+        <w:tblLayout w:type="autofit"/>
+        <w:tblCellMar>
+          <w:top w:w="0" w:type="dxa"/>
+          <w:left w:w="108" w:type="dxa"/>
+          <w:bottom w:w="0" w:type="dxa"/>
+          <w:right w:w="108" w:type="dxa"/>
+        </w:tblCellMar>
+      </w:tblPr>
+      <w:tblGrid>
+        <w:gridCol w:w="2837"/>
+        <w:gridCol w:w="2841"/>
+        <w:gridCol w:w="2841"/>
+      </w:tblGrid>
+      <w:tr>
+        <w:tblPrEx>
+          <w:tblBorders>
+            <w:top w:val="single" w:color="auto" w:sz="4" w:space="0"/>
+            <w:left w:val="single" w:color="auto" w:sz="4" w:space="0"/>
+            <w:bottom w:val="single" w:color="auto" w:sz="4" w:space="0"/>
+            <w:right w:val="single" w:color="auto" w:sz="4" w:space="0"/>
+            <w:insideH w:val="single" w:color="auto" w:sz="4" w:space="0"/>
+            <w:insideV w:val="single" w:color="auto" w:sz="4" w:space="0"/>
+          </w:tblBorders>
+          <w:tblCellMar>
+            <w:top w:w="0" w:type="dxa"/>
+            <w:left w:w="108" w:type="dxa"/>
+            <w:bottom w:w="0" w:type="dxa"/>
+            <w:right w:w="108" w:type="dxa"/>
+          </w:tblCellMar>
+        </w:tblPrEx>
+        <w:tc>
+          <w:tcPr>
+            <w:tcW w:w="1665" w:type="pct"/>
+            <w:vAlign w:val="center"/>
+          </w:tcPr>
+          <w:p>
+            <w:pPr>
+              <w:numPr>
+                <w:ilvl w:val="0"/>
+                <w:numId w:val="0"/>
+              </w:numPr>
+              <w:jc w:val="center"/>
+              <w:rPr>
+                <w:rFonts w:hint="default"/>
+                <w:b w:val="0"/>
+                <w:bCs w:val="0"/>
+                <w:sz w:val="24"/>
+                <w:szCs w:val="24"/>
+                <w:vertAlign w:val="baseline"/>
+                <w:lang w:val="en-US" w:eastAsia="zh-CN"/>
+              </w:rPr>
+            </w:pPr>
+            <w:r>
+              <w:rPr>
+                <w:rFonts w:hint="eastAsia"/>
+                <w:b w:val="0"/>
+                <w:bCs w:val="0"/>
+                <w:sz w:val="24"/>
+                <w:szCs w:val="24"/>
+                <w:vertAlign w:val="baseline"/>
+                <w:lang w:val="en-US" w:eastAsia="zh-CN"/>
+              </w:rPr>
+              <w:t>设备</w:t>
+            </w:r>
+          </w:p>
+        </w:tc>
+        <w:tc>
+          <w:tcPr>
+            <w:tcW w:w="1667" w:type="pct"/>
+            <w:shd w:val="clear" w:color="auto" w:fill="auto"/>
+            <w:vAlign w:val="center"/>
+          </w:tcPr>
+          <w:p>
+            <w:pPr>
+              <w:numPr>
+                <w:ilvl w:val="0"/>
+                <w:numId w:val="0"/>
+              </w:numPr>
+              <w:ind w:left="0" w:leftChars="0" w:firstLine="0" w:firstLineChars="0"/>
+              <w:jc w:val="center"/>
+              <w:rPr>
+                <w:rFonts w:hint="default"/>
+                <w:b w:val="0"/>
+                <w:bCs w:val="0"/>
+                <w:sz w:val="24"/>
+                <w:szCs w:val="24"/>
+                <w:lang w:val="en-US" w:eastAsia="zh-CN"/>
+              </w:rPr>
+            </w:pPr>
+            <w:r>
+              <w:rPr>
+                <w:rFonts w:hint="eastAsia"/>
+                <w:b w:val="0"/>
+                <w:bCs w:val="0"/>
+                <w:sz w:val="24"/>
+                <w:szCs w:val="24"/>
+                <w:lang w:val="en-US" w:eastAsia="zh-CN"/>
+              </w:rPr>
+              <w:t>指令/提示</w:t>
+            </w:r>
+          </w:p>
+        </w:tc>
+        <w:tc>
+          <w:tcPr>
+            <w:tcW w:w="1667" w:type="pct"/>
+            <w:shd w:val="clear" w:color="auto" w:fill="auto"/>
+            <w:vAlign w:val="center"/>
+          </w:tcPr>
+          <w:p>
+            <w:pPr>
+              <w:numPr>
+                <w:ilvl w:val="0"/>
+                <w:numId w:val="0"/>
+              </w:numPr>
+              <w:ind w:left="0" w:leftChars="0" w:firstLine="0" w:firstLineChars="0"/>
+              <w:jc w:val="center"/>
+              <w:rPr>
+                <w:rFonts w:hint="default"/>
+                <w:b w:val="0"/>
+                <w:bCs w:val="0"/>
+                <w:sz w:val="24"/>
+                <w:szCs w:val="24"/>
+                <w:lang w:val="en-US" w:eastAsia="zh-CN"/>
+              </w:rPr>
+            </w:pPr>
+            <w:r>
+              <w:rPr>
+                <w:rFonts w:hint="eastAsia"/>
+                <w:b w:val="0"/>
+                <w:bCs w:val="0"/>
+                <w:sz w:val="24"/>
+                <w:szCs w:val="24"/>
+                <w:lang w:val="en-US" w:eastAsia="zh-CN"/>
+              </w:rPr>
+              <w:t>含义</w:t>
+            </w:r>
+          </w:p>
+        </w:tc>
+      </w:tr>
+      <w:tr>
+        <w:tblPrEx>
+          <w:tblBorders>
+            <w:top w:val="single" w:color="auto" w:sz="4" w:space="0"/>
+            <w:left w:val="single" w:color="auto" w:sz="4" w:space="0"/>
+            <w:bottom w:val="single" w:color="auto" w:sz="4" w:space="0"/>
+            <w:right w:val="single" w:color="auto" w:sz="4" w:space="0"/>
+            <w:insideH w:val="single" w:color="auto" w:sz="4" w:space="0"/>
+            <w:insideV w:val="single" w:color="auto" w:sz="4" w:space="0"/>
+          </w:tblBorders>
+          <w:tblCellMar>
+            <w:top w:w="0" w:type="dxa"/>
+            <w:left w:w="108" w:type="dxa"/>
+            <w:bottom w:w="0" w:type="dxa"/>
+            <w:right w:w="108" w:type="dxa"/>
+          </w:tblCellMar>
+        </w:tblPrEx>
+        <w:tc>
+          <w:tcPr>
+            <w:tcW w:w="1665" w:type="pct"/>
+            <w:vAlign w:val="center"/>
+          </w:tcPr>
+          <w:p>
+            <w:pPr>
+              <w:numPr>
+                <w:ilvl w:val="0"/>
+                <w:numId w:val="0"/>
+              </w:numPr>
+              <w:jc w:val="center"/>
+              <w:rPr>
+                <w:rFonts w:hint="default"/>
+                <w:b w:val="0"/>
+                <w:bCs w:val="0"/>
+                <w:sz w:val="24"/>
+                <w:szCs w:val="24"/>
+                <w:vertAlign w:val="baseline"/>
+                <w:lang w:val="en-US" w:eastAsia="zh-CN"/>
+              </w:rPr>
+            </w:pPr>
+            <w:r>
+              <w:rPr>
+                <w:rFonts w:hint="eastAsia"/>
+                <w:b w:val="0"/>
+                <w:bCs w:val="0"/>
+                <w:sz w:val="24"/>
+                <w:szCs w:val="24"/>
+                <w:vertAlign w:val="baseline"/>
+                <w:lang w:val="en-US" w:eastAsia="zh-CN"/>
+              </w:rPr>
+              <w:t>上位机发送</w:t>
+            </w:r>
+          </w:p>
+        </w:tc>
+        <w:tc>
+          <w:tcPr>
+            <w:tcW w:w="1667" w:type="pct"/>
+            <w:shd w:val="clear" w:color="auto" w:fill="auto"/>
+            <w:vAlign w:val="center"/>
+          </w:tcPr>
+          <w:p>
+            <w:pPr>
+              <w:numPr>
+                <w:ilvl w:val="0"/>
+                <w:numId w:val="0"/>
+              </w:numPr>
+              <w:ind w:left="0" w:leftChars="0" w:firstLine="0" w:firstLineChars="0"/>
+              <w:jc w:val="center"/>
+              <w:rPr>
+                <w:rFonts w:hint="eastAsia" w:asciiTheme="minorHAnsi" w:hAnsiTheme="minorHAnsi" w:eastAsiaTheme="minorEastAsia" w:cstheme="minorBidi"/>
+                <w:b w:val="0"/>
+                <w:bCs w:val="0"/>
+                <w:kern w:val="2"/>
+                <w:sz w:val="24"/>
+                <w:szCs w:val="24"/>
+                <w:vertAlign w:val="baseline"/>
+                <w:lang w:val="en-US" w:eastAsia="zh-CN" w:bidi="ar-SA"/>
+              </w:rPr>
+            </w:pPr>
+            <w:r>
+              <w:rPr>
+                <w:rFonts w:hint="eastAsia"/>
+                <w:b w:val="0"/>
+                <w:bCs w:val="0"/>
+                <w:sz w:val="24"/>
+                <w:szCs w:val="24"/>
+                <w:lang w:val="en-US" w:eastAsia="zh-CN"/>
+              </w:rPr>
+              <w:t>upadte link QH4011 1</w:t>
+            </w:r>
+          </w:p>
+        </w:tc>
+        <w:tc>
+          <w:tcPr>
+            <w:tcW w:w="1667" w:type="pct"/>
+            <w:shd w:val="clear" w:color="auto" w:fill="auto"/>
+            <w:vAlign w:val="center"/>
+          </w:tcPr>
+          <w:p>
+            <w:pPr>
+              <w:numPr>
+                <w:ilvl w:val="0"/>
+                <w:numId w:val="0"/>
+              </w:numPr>
+              <w:ind w:left="0" w:leftChars="0" w:firstLine="0" w:firstLineChars="0"/>
+              <w:jc w:val="center"/>
+              <w:rPr>
+                <w:rFonts w:hint="eastAsia"/>
+                <w:b w:val="0"/>
+                <w:bCs w:val="0"/>
+                <w:sz w:val="24"/>
+                <w:szCs w:val="24"/>
+                <w:lang w:val="en-US" w:eastAsia="zh-CN"/>
+              </w:rPr>
+            </w:pPr>
+            <w:r>
+              <w:rPr>
+                <w:rFonts w:hint="eastAsia"/>
+                <w:b w:val="0"/>
+                <w:bCs w:val="0"/>
+                <w:sz w:val="24"/>
+                <w:szCs w:val="24"/>
+                <w:lang w:val="en-US" w:eastAsia="zh-CN"/>
+              </w:rPr>
+              <w:t>QH4011为设备型号</w:t>
+            </w:r>
+          </w:p>
+          <w:p>
+            <w:pPr>
+              <w:numPr>
+                <w:ilvl w:val="0"/>
+                <w:numId w:val="0"/>
+              </w:numPr>
+              <w:ind w:left="0" w:leftChars="0" w:firstLine="0" w:firstLineChars="0"/>
+              <w:jc w:val="center"/>
+              <w:rPr>
+                <w:rFonts w:hint="eastAsia"/>
+                <w:b w:val="0"/>
+                <w:bCs w:val="0"/>
+                <w:sz w:val="24"/>
+                <w:szCs w:val="24"/>
+                <w:lang w:val="en-US" w:eastAsia="zh-CN"/>
+              </w:rPr>
+            </w:pPr>
+            <w:r>
+              <w:rPr>
+                <w:rFonts w:hint="eastAsia"/>
+                <w:b w:val="0"/>
+                <w:bCs w:val="0"/>
+                <w:sz w:val="24"/>
+                <w:szCs w:val="24"/>
+                <w:lang w:val="en-US" w:eastAsia="zh-CN"/>
+              </w:rPr>
+              <w:t>1为选择区域</w:t>
+            </w:r>
+          </w:p>
+        </w:tc>
+      </w:tr>
+      <w:tr>
+        <w:tblPrEx>
+          <w:tblBorders>
+            <w:top w:val="single" w:color="auto" w:sz="4" w:space="0"/>
+            <w:left w:val="single" w:color="auto" w:sz="4" w:space="0"/>
+            <w:bottom w:val="single" w:color="auto" w:sz="4" w:space="0"/>
+            <w:right w:val="single" w:color="auto" w:sz="4" w:space="0"/>
+            <w:insideH w:val="single" w:color="auto" w:sz="4" w:space="0"/>
+            <w:insideV w:val="single" w:color="auto" w:sz="4" w:space="0"/>
+          </w:tblBorders>
+          <w:tblCellMar>
+            <w:top w:w="0" w:type="dxa"/>
+            <w:left w:w="108" w:type="dxa"/>
+            <w:bottom w:w="0" w:type="dxa"/>
+            <w:right w:w="108" w:type="dxa"/>
+          </w:tblCellMar>
+        </w:tblPrEx>
+        <w:tc>
+          <w:tcPr>
+            <w:tcW w:w="1665" w:type="pct"/>
+            <w:vAlign w:val="center"/>
+          </w:tcPr>
+          <w:p>
+            <w:pPr>
+              <w:numPr>
+                <w:ilvl w:val="0"/>
+                <w:numId w:val="0"/>
+              </w:numPr>
+              <w:jc w:val="center"/>
+              <w:rPr>
+                <w:rFonts w:hint="default"/>
+                <w:b w:val="0"/>
+                <w:bCs w:val="0"/>
+                <w:sz w:val="24"/>
+                <w:szCs w:val="24"/>
+                <w:vertAlign w:val="baseline"/>
+                <w:lang w:val="en-US" w:eastAsia="zh-CN"/>
+              </w:rPr>
+            </w:pPr>
+            <w:r>
+              <w:rPr>
+                <w:rFonts w:hint="eastAsia"/>
+                <w:b w:val="0"/>
+                <w:bCs w:val="0"/>
+                <w:sz w:val="24"/>
+                <w:szCs w:val="24"/>
+                <w:vertAlign w:val="baseline"/>
+                <w:lang w:val="en-US" w:eastAsia="zh-CN"/>
+              </w:rPr>
+              <w:t>硬件发送</w:t>
+            </w:r>
+          </w:p>
+        </w:tc>
+        <w:tc>
+          <w:tcPr>
+            <w:tcW w:w="1667" w:type="pct"/>
+            <w:vAlign w:val="center"/>
+          </w:tcPr>
+          <w:p>
+            <w:pPr>
+              <w:numPr>
+                <w:ilvl w:val="0"/>
+                <w:numId w:val="0"/>
+              </w:numPr>
+              <w:jc w:val="center"/>
+              <w:rPr>
+                <w:rFonts w:hint="default"/>
+                <w:b w:val="0"/>
+                <w:bCs w:val="0"/>
+                <w:sz w:val="24"/>
+                <w:szCs w:val="24"/>
+                <w:vertAlign w:val="baseline"/>
+                <w:lang w:val="en-US" w:eastAsia="zh-CN"/>
+              </w:rPr>
+            </w:pPr>
+            <w:r>
+              <w:rPr>
+                <w:rFonts w:hint="eastAsia"/>
+                <w:b w:val="0"/>
+                <w:bCs w:val="0"/>
+                <w:sz w:val="24"/>
+                <w:szCs w:val="24"/>
+                <w:lang w:val="en-US" w:eastAsia="zh-CN"/>
+              </w:rPr>
+              <w:t>upadte link QH4011 1 ok</w:t>
+            </w:r>
+          </w:p>
+        </w:tc>
+        <w:tc>
+          <w:tcPr>
+            <w:tcW w:w="1667" w:type="pct"/>
+            <w:vAlign w:val="center"/>
+          </w:tcPr>
+          <w:p>
+            <w:pPr>
+              <w:numPr>
+                <w:ilvl w:val="0"/>
+                <w:numId w:val="0"/>
+              </w:numPr>
+              <w:jc w:val="center"/>
+              <w:rPr>
+                <w:rFonts w:hint="default"/>
+                <w:b w:val="0"/>
+                <w:bCs w:val="0"/>
+                <w:sz w:val="24"/>
+                <w:szCs w:val="24"/>
+                <w:vertAlign w:val="baseline"/>
+                <w:lang w:val="en-US" w:eastAsia="zh-CN"/>
+              </w:rPr>
+            </w:pPr>
+            <w:r>
+              <w:rPr>
+                <w:rFonts w:hint="eastAsia"/>
+                <w:b w:val="0"/>
+                <w:bCs w:val="0"/>
+                <w:sz w:val="24"/>
+                <w:szCs w:val="24"/>
+                <w:vertAlign w:val="baseline"/>
+                <w:lang w:val="en-US" w:eastAsia="zh-CN"/>
+              </w:rPr>
+              <w:t>同上</w:t>
+            </w:r>
+          </w:p>
+        </w:tc>
+      </w:tr>
+      <w:tr>
+        <w:tblPrEx>
+          <w:tblCellMar>
+            <w:top w:w="0" w:type="dxa"/>
+            <w:left w:w="108" w:type="dxa"/>
+            <w:bottom w:w="0" w:type="dxa"/>
+            <w:right w:w="108" w:type="dxa"/>
+          </w:tblCellMar>
+        </w:tblPrEx>
+        <w:tc>
+          <w:tcPr>
+            <w:tcW w:w="1665" w:type="pct"/>
+            <w:vMerge w:val="restart"/>
+            <w:vAlign w:val="center"/>
+          </w:tcPr>
+          <w:p>
+            <w:pPr>
+              <w:numPr>
+                <w:ilvl w:val="0"/>
+                <w:numId w:val="0"/>
+              </w:numPr>
+              <w:jc w:val="center"/>
+              <w:rPr>
+                <w:rFonts w:hint="default"/>
+                <w:b w:val="0"/>
+                <w:bCs w:val="0"/>
+                <w:sz w:val="24"/>
+                <w:szCs w:val="24"/>
+                <w:vertAlign w:val="baseline"/>
+                <w:lang w:val="en-US" w:eastAsia="zh-CN"/>
+              </w:rPr>
+            </w:pPr>
+            <w:r>
+              <w:rPr>
+                <w:rFonts w:hint="eastAsia"/>
+                <w:b w:val="0"/>
+                <w:bCs w:val="0"/>
+                <w:sz w:val="24"/>
+                <w:szCs w:val="24"/>
+                <w:vertAlign w:val="baseline"/>
+                <w:lang w:val="en-US" w:eastAsia="zh-CN"/>
+              </w:rPr>
+              <w:t>上位机显示</w:t>
+            </w:r>
+          </w:p>
+        </w:tc>
+        <w:tc>
+          <w:tcPr>
+            <w:tcW w:w="1667" w:type="pct"/>
+            <w:vAlign w:val="center"/>
+          </w:tcPr>
+          <w:p>
+            <w:pPr>
+              <w:numPr>
+                <w:ilvl w:val="0"/>
+                <w:numId w:val="0"/>
+              </w:numPr>
+              <w:jc w:val="center"/>
+              <w:rPr>
+                <w:rFonts w:hint="default"/>
+                <w:b w:val="0"/>
+                <w:bCs w:val="0"/>
+                <w:sz w:val="24"/>
+                <w:szCs w:val="24"/>
+                <w:vertAlign w:val="baseline"/>
+                <w:lang w:val="en-US" w:eastAsia="zh-CN"/>
+              </w:rPr>
+            </w:pPr>
+            <w:r>
+              <w:rPr>
+                <w:rFonts w:hint="eastAsia"/>
+                <w:b w:val="0"/>
+                <w:bCs w:val="0"/>
+                <w:sz w:val="24"/>
+                <w:szCs w:val="24"/>
+                <w:vertAlign w:val="baseline"/>
+                <w:lang w:val="en-US" w:eastAsia="zh-CN"/>
+              </w:rPr>
+              <w:t>握手成功</w:t>
+            </w:r>
+          </w:p>
+        </w:tc>
+        <w:tc>
+          <w:tcPr>
+            <w:tcW w:w="1667" w:type="pct"/>
+            <w:vAlign w:val="center"/>
+          </w:tcPr>
+          <w:p>
+            <w:pPr>
+              <w:numPr>
+                <w:ilvl w:val="0"/>
+                <w:numId w:val="0"/>
+              </w:numPr>
+              <w:jc w:val="center"/>
+              <w:rPr>
+                <w:rFonts w:hint="default"/>
+                <w:b w:val="0"/>
+                <w:bCs w:val="0"/>
+                <w:sz w:val="24"/>
+                <w:szCs w:val="24"/>
+                <w:vertAlign w:val="baseline"/>
+                <w:lang w:val="en-US" w:eastAsia="zh-CN"/>
+              </w:rPr>
+            </w:pPr>
+            <w:r>
+              <w:rPr>
+                <w:rFonts w:hint="eastAsia"/>
+                <w:b w:val="0"/>
+                <w:bCs w:val="0"/>
+                <w:sz w:val="24"/>
+                <w:szCs w:val="24"/>
+                <w:vertAlign w:val="baseline"/>
+                <w:lang w:val="en-US" w:eastAsia="zh-CN"/>
+              </w:rPr>
+              <w:t>上位机校验成功</w:t>
+            </w:r>
+          </w:p>
+        </w:tc>
+      </w:tr>
+      <w:tr>
+        <w:tblPrEx>
+          <w:tblBorders>
+            <w:top w:val="single" w:color="auto" w:sz="4" w:space="0"/>
+            <w:left w:val="single" w:color="auto" w:sz="4" w:space="0"/>
+            <w:bottom w:val="single" w:color="auto" w:sz="4" w:space="0"/>
+            <w:right w:val="single" w:color="auto" w:sz="4" w:space="0"/>
+            <w:insideH w:val="single" w:color="auto" w:sz="4" w:space="0"/>
+            <w:insideV w:val="single" w:color="auto" w:sz="4" w:space="0"/>
+          </w:tblBorders>
+          <w:tblCellMar>
+            <w:top w:w="0" w:type="dxa"/>
+            <w:left w:w="108" w:type="dxa"/>
+            <w:bottom w:w="0" w:type="dxa"/>
+            <w:right w:w="108" w:type="dxa"/>
+          </w:tblCellMar>
+        </w:tblPrEx>
+        <w:tc>
+          <w:tcPr>
+            <w:tcW w:w="1665" w:type="pct"/>
+            <w:vMerge w:val="continue"/>
+            <w:vAlign w:val="center"/>
+          </w:tcPr>
+          <w:p>
+            <w:pPr>
+              <w:numPr>
+                <w:ilvl w:val="0"/>
+                <w:numId w:val="0"/>
+              </w:numPr>
+              <w:jc w:val="center"/>
+              <w:rPr>
+                <w:rFonts w:hint="eastAsia"/>
+                <w:b w:val="0"/>
+                <w:bCs w:val="0"/>
+                <w:sz w:val="24"/>
+                <w:szCs w:val="24"/>
+                <w:vertAlign w:val="baseline"/>
+                <w:lang w:val="en-US" w:eastAsia="zh-CN"/>
+              </w:rPr>
+            </w:pPr>
+          </w:p>
+        </w:tc>
+        <w:tc>
+          <w:tcPr>
+            <w:tcW w:w="1667" w:type="pct"/>
+            <w:vAlign w:val="center"/>
+          </w:tcPr>
+          <w:p>
+            <w:pPr>
+              <w:numPr>
+                <w:ilvl w:val="0"/>
+                <w:numId w:val="0"/>
+              </w:numPr>
+              <w:jc w:val="center"/>
+              <w:rPr>
+                <w:rFonts w:hint="eastAsia"/>
+                <w:b w:val="0"/>
+                <w:bCs w:val="0"/>
+                <w:sz w:val="24"/>
+                <w:szCs w:val="24"/>
+                <w:vertAlign w:val="baseline"/>
+                <w:lang w:val="en-US" w:eastAsia="zh-CN"/>
+              </w:rPr>
+            </w:pPr>
+            <w:r>
+              <w:rPr>
+                <w:rFonts w:hint="eastAsia"/>
+                <w:b w:val="0"/>
+                <w:bCs w:val="0"/>
+                <w:sz w:val="24"/>
+                <w:szCs w:val="24"/>
+                <w:vertAlign w:val="baseline"/>
+                <w:lang w:val="en-US" w:eastAsia="zh-CN"/>
+              </w:rPr>
+              <w:t>[</w:t>
+            </w:r>
+            <w:r>
+              <w:rPr>
+                <w:rFonts w:hint="eastAsia"/>
+                <w:b w:val="0"/>
+                <w:bCs w:val="0"/>
+                <w:sz w:val="24"/>
+                <w:szCs w:val="24"/>
+                <w:vertAlign w:val="baseline"/>
+                <w:lang w:val="zh-CN" w:eastAsia="zh-CN"/>
+              </w:rPr>
+              <w:t>超时] 20秒未接收数据，已关闭串口</w:t>
+            </w:r>
+          </w:p>
+        </w:tc>
+        <w:tc>
+          <w:tcPr>
+            <w:tcW w:w="1667" w:type="pct"/>
+            <w:vAlign w:val="center"/>
+          </w:tcPr>
+          <w:p>
+            <w:pPr>
+              <w:numPr>
+                <w:ilvl w:val="0"/>
+                <w:numId w:val="0"/>
+              </w:numPr>
+              <w:jc w:val="center"/>
+              <w:rPr>
+                <w:rFonts w:hint="default"/>
+                <w:b w:val="0"/>
+                <w:bCs w:val="0"/>
+                <w:sz w:val="24"/>
+                <w:szCs w:val="24"/>
+                <w:vertAlign w:val="baseline"/>
+                <w:lang w:val="en-US" w:eastAsia="zh-CN"/>
+              </w:rPr>
+            </w:pPr>
+            <w:r>
+              <w:rPr>
+                <w:rFonts w:hint="eastAsia"/>
+                <w:b w:val="0"/>
+                <w:bCs w:val="0"/>
+                <w:sz w:val="24"/>
+                <w:szCs w:val="24"/>
+                <w:vertAlign w:val="baseline"/>
+                <w:lang w:val="en-US" w:eastAsia="zh-CN"/>
+              </w:rPr>
+              <w:t>上位机校验失败</w:t>
+            </w:r>
+          </w:p>
+        </w:tc>
+      </w:tr>
+    </w:tbl>
+    <w:p>
+      <w:pPr>
+        <w:numPr>
+          <w:ilvl w:val="0"/>
+          <w:numId w:val="0"/>
+        </w:numPr>
+        <w:jc w:val="both"/>
+        <w:rPr>
           <w:rFonts w:hint="default"/>
           <w:b w:val="0"/>
           <w:bCs w:val="0"/>
@@ -439,28 +1608,212 @@
       <w:pPr>
         <w:numPr>
           <w:ilvl w:val="0"/>
-          <w:numId w:val="1"/>
+          <w:numId w:val="0"/>
         </w:numPr>
         <w:jc w:val="both"/>
-        <w:rPr>
-          <w:rFonts w:hint="default"/>
-          <w:b w:val="0"/>
-          <w:bCs w:val="0"/>
-          <w:sz w:val="24"/>
-          <w:szCs w:val="24"/>
-          <w:lang w:val="en-US" w:eastAsia="zh-CN"/>
-        </w:rPr>
       </w:pPr>
       <w:r>
-        <w:rPr>
-          <w:rFonts w:hint="eastAsia"/>
-          <w:b w:val="0"/>
-          <w:bCs w:val="0"/>
-          <w:sz w:val="24"/>
-          <w:szCs w:val="24"/>
-          <w:lang w:val="en-US" w:eastAsia="zh-CN"/>
-        </w:rPr>
-        <w:t>设备信息读写</w:t>
+        <w:drawing>
+          <wp:inline distT="0" distB="0" distL="114300" distR="114300">
+            <wp:extent cx="5266690" cy="3958590"/>
+            <wp:effectExtent l="0" t="0" r="3810" b="3810"/>
+            <wp:docPr id="1" name="图片 1"/>
+            <wp:cNvGraphicFramePr>
+              <a:graphicFrameLocks xmlns:a="http://schemas.openxmlformats.org/drawingml/2006/main" noChangeAspect="1"/>
+            </wp:cNvGraphicFramePr>
+            <a:graphic xmlns:a="http://schemas.openxmlformats.org/drawingml/2006/main">
+              <a:graphicData uri="http://schemas.openxmlformats.org/drawingml/2006/picture">
+                <pic:pic xmlns:pic="http://schemas.openxmlformats.org/drawingml/2006/picture">
+                  <pic:nvPicPr>
+                    <pic:cNvPr id="1" name="图片 1"/>
+                    <pic:cNvPicPr>
+                      <a:picLocks noChangeAspect="1"/>
+                    </pic:cNvPicPr>
+                  </pic:nvPicPr>
+                  <pic:blipFill>
+                    <a:blip r:embed="rId7"/>
+                    <a:stretch>
+                      <a:fillRect/>
+                    </a:stretch>
+                  </pic:blipFill>
+                  <pic:spPr>
+                    <a:xfrm>
+                      <a:off x="0" y="0"/>
+                      <a:ext cx="5266690" cy="3958590"/>
+                    </a:xfrm>
+                    <a:prstGeom prst="rect">
+                      <a:avLst/>
+                    </a:prstGeom>
+                    <a:noFill/>
+                    <a:ln>
+                      <a:noFill/>
+                    </a:ln>
+                  </pic:spPr>
+                </pic:pic>
+              </a:graphicData>
+            </a:graphic>
+          </wp:inline>
+        </w:drawing>
+      </w:r>
+    </w:p>
+    <w:p>
+      <w:pPr>
+        <w:numPr>
+          <w:ilvl w:val="0"/>
+          <w:numId w:val="0"/>
+        </w:numPr>
+        <w:jc w:val="both"/>
+      </w:pPr>
+      <w:r>
+        <w:drawing>
+          <wp:inline distT="0" distB="0" distL="114300" distR="114300">
+            <wp:extent cx="5264785" cy="4002405"/>
+            <wp:effectExtent l="0" t="0" r="5715" b="10795"/>
+            <wp:docPr id="5" name="图片 2"/>
+            <wp:cNvGraphicFramePr>
+              <a:graphicFrameLocks xmlns:a="http://schemas.openxmlformats.org/drawingml/2006/main" noChangeAspect="1"/>
+            </wp:cNvGraphicFramePr>
+            <a:graphic xmlns:a="http://schemas.openxmlformats.org/drawingml/2006/main">
+              <a:graphicData uri="http://schemas.openxmlformats.org/drawingml/2006/picture">
+                <pic:pic xmlns:pic="http://schemas.openxmlformats.org/drawingml/2006/picture">
+                  <pic:nvPicPr>
+                    <pic:cNvPr id="5" name="图片 2"/>
+                    <pic:cNvPicPr>
+                      <a:picLocks noChangeAspect="1"/>
+                    </pic:cNvPicPr>
+                  </pic:nvPicPr>
+                  <pic:blipFill>
+                    <a:blip r:embed="rId8"/>
+                    <a:stretch>
+                      <a:fillRect/>
+                    </a:stretch>
+                  </pic:blipFill>
+                  <pic:spPr>
+                    <a:xfrm>
+                      <a:off x="0" y="0"/>
+                      <a:ext cx="5264785" cy="4002405"/>
+                    </a:xfrm>
+                    <a:prstGeom prst="rect">
+                      <a:avLst/>
+                    </a:prstGeom>
+                    <a:noFill/>
+                    <a:ln>
+                      <a:noFill/>
+                    </a:ln>
+                  </pic:spPr>
+                </pic:pic>
+              </a:graphicData>
+            </a:graphic>
+          </wp:inline>
+        </w:drawing>
+      </w:r>
+    </w:p>
+    <w:p>
+      <w:pPr>
+        <w:numPr>
+          <w:ilvl w:val="0"/>
+          <w:numId w:val="0"/>
+        </w:numPr>
+        <w:jc w:val="both"/>
+      </w:pPr>
+      <w:r>
+        <w:drawing>
+          <wp:inline distT="0" distB="0" distL="114300" distR="114300">
+            <wp:extent cx="5266690" cy="3958590"/>
+            <wp:effectExtent l="0" t="0" r="3810" b="3810"/>
+            <wp:docPr id="6" name="图片 3"/>
+            <wp:cNvGraphicFramePr>
+              <a:graphicFrameLocks xmlns:a="http://schemas.openxmlformats.org/drawingml/2006/main" noChangeAspect="1"/>
+            </wp:cNvGraphicFramePr>
+            <a:graphic xmlns:a="http://schemas.openxmlformats.org/drawingml/2006/main">
+              <a:graphicData uri="http://schemas.openxmlformats.org/drawingml/2006/picture">
+                <pic:pic xmlns:pic="http://schemas.openxmlformats.org/drawingml/2006/picture">
+                  <pic:nvPicPr>
+                    <pic:cNvPr id="6" name="图片 3"/>
+                    <pic:cNvPicPr>
+                      <a:picLocks noChangeAspect="1"/>
+                    </pic:cNvPicPr>
+                  </pic:nvPicPr>
+                  <pic:blipFill>
+                    <a:blip r:embed="rId9"/>
+                    <a:stretch>
+                      <a:fillRect/>
+                    </a:stretch>
+                  </pic:blipFill>
+                  <pic:spPr>
+                    <a:xfrm>
+                      <a:off x="0" y="0"/>
+                      <a:ext cx="5266690" cy="3958590"/>
+                    </a:xfrm>
+                    <a:prstGeom prst="rect">
+                      <a:avLst/>
+                    </a:prstGeom>
+                    <a:noFill/>
+                    <a:ln>
+                      <a:noFill/>
+                    </a:ln>
+                  </pic:spPr>
+                </pic:pic>
+              </a:graphicData>
+            </a:graphic>
+          </wp:inline>
+        </w:drawing>
+      </w:r>
+    </w:p>
+    <w:p>
+      <w:pPr>
+        <w:numPr>
+          <w:ilvl w:val="0"/>
+          <w:numId w:val="0"/>
+        </w:numPr>
+        <w:jc w:val="both"/>
+        <w:rPr>
+          <w:rFonts w:hint="default"/>
+          <w:lang w:val="en-US" w:eastAsia="zh-CN"/>
+        </w:rPr>
+      </w:pPr>
+      <w:r>
+        <w:drawing>
+          <wp:inline distT="0" distB="0" distL="114300" distR="114300">
+            <wp:extent cx="5266690" cy="3958590"/>
+            <wp:effectExtent l="0" t="0" r="3810" b="3810"/>
+            <wp:docPr id="7" name="图片 4"/>
+            <wp:cNvGraphicFramePr>
+              <a:graphicFrameLocks xmlns:a="http://schemas.openxmlformats.org/drawingml/2006/main" noChangeAspect="1"/>
+            </wp:cNvGraphicFramePr>
+            <a:graphic xmlns:a="http://schemas.openxmlformats.org/drawingml/2006/main">
+              <a:graphicData uri="http://schemas.openxmlformats.org/drawingml/2006/picture">
+                <pic:pic xmlns:pic="http://schemas.openxmlformats.org/drawingml/2006/picture">
+                  <pic:nvPicPr>
+                    <pic:cNvPr id="7" name="图片 4"/>
+                    <pic:cNvPicPr>
+                      <a:picLocks noChangeAspect="1"/>
+                    </pic:cNvPicPr>
+                  </pic:nvPicPr>
+                  <pic:blipFill>
+                    <a:blip r:embed="rId10"/>
+                    <a:stretch>
+                      <a:fillRect/>
+                    </a:stretch>
+                  </pic:blipFill>
+                  <pic:spPr>
+                    <a:xfrm>
+                      <a:off x="0" y="0"/>
+                      <a:ext cx="5266690" cy="3958590"/>
+                    </a:xfrm>
+                    <a:prstGeom prst="rect">
+                      <a:avLst/>
+                    </a:prstGeom>
+                    <a:noFill/>
+                    <a:ln>
+                      <a:noFill/>
+                    </a:ln>
+                  </pic:spPr>
+                </pic:pic>
+              </a:graphicData>
+            </a:graphic>
+          </wp:inline>
+        </w:drawing>
       </w:r>
     </w:p>
     <w:p>
@@ -488,8 +1841,2230 @@
           <w:szCs w:val="24"/>
           <w:lang w:val="en-US" w:eastAsia="zh-CN"/>
         </w:rPr>
+        <w:t>设备信息读写</w:t>
+      </w:r>
+    </w:p>
+    <w:p>
+      <w:pPr>
+        <w:numPr>
+          <w:ilvl w:val="0"/>
+          <w:numId w:val="0"/>
+        </w:numPr>
+        <w:jc w:val="both"/>
+        <w:rPr>
+          <w:rFonts w:hint="default"/>
+          <w:b w:val="0"/>
+          <w:bCs w:val="0"/>
+          <w:sz w:val="24"/>
+          <w:szCs w:val="24"/>
+          <w:lang w:val="en-US" w:eastAsia="zh-CN"/>
+        </w:rPr>
+      </w:pPr>
+      <w:r>
+        <w:rPr>
+          <w:rFonts w:hint="eastAsia"/>
+          <w:b w:val="0"/>
+          <w:bCs w:val="0"/>
+          <w:sz w:val="24"/>
+          <w:szCs w:val="24"/>
+          <w:lang w:val="en-US" w:eastAsia="zh-CN"/>
+        </w:rPr>
+        <w:t>注：获取与写入信息的格式见《设备信息通信协议（键值对版）》</w:t>
+      </w:r>
+    </w:p>
+    <w:p>
+      <w:pPr>
+        <w:numPr>
+          <w:ilvl w:val="0"/>
+          <w:numId w:val="0"/>
+        </w:numPr>
+        <w:jc w:val="both"/>
+        <w:rPr>
+          <w:rFonts w:hint="default"/>
+          <w:b/>
+          <w:bCs/>
+          <w:sz w:val="24"/>
+          <w:szCs w:val="24"/>
+          <w:lang w:val="en-US" w:eastAsia="zh-CN"/>
+        </w:rPr>
+      </w:pPr>
+      <w:r>
+        <w:rPr>
+          <w:rFonts w:hint="eastAsia"/>
+          <w:b/>
+          <w:bCs/>
+          <w:sz w:val="24"/>
+          <w:szCs w:val="24"/>
+          <w:lang w:val="en-US" w:eastAsia="zh-CN"/>
+        </w:rPr>
+        <w:t>设备信息获取</w:t>
+      </w:r>
+    </w:p>
+    <w:p>
+      <w:pPr>
+        <w:numPr>
+          <w:ilvl w:val="0"/>
+          <w:numId w:val="0"/>
+        </w:numPr>
+        <w:jc w:val="both"/>
+        <w:rPr>
+          <w:rFonts w:hint="eastAsia"/>
+          <w:b w:val="0"/>
+          <w:bCs w:val="0"/>
+          <w:sz w:val="24"/>
+          <w:szCs w:val="24"/>
+          <w:lang w:val="en-US" w:eastAsia="zh-CN"/>
+        </w:rPr>
+      </w:pPr>
+      <w:r>
+        <w:rPr>
+          <w:rFonts w:hint="eastAsia"/>
+          <w:b w:val="0"/>
+          <w:bCs w:val="0"/>
+          <w:sz w:val="24"/>
+          <w:szCs w:val="24"/>
+          <w:lang w:val="en-US" w:eastAsia="zh-CN"/>
+        </w:rPr>
+        <w:t>当上位机握手校验成功之后，会切换设备信息读取指令，以50ms间隔循环发送获取信息指令，当信息获取并解析成功之后，软件会显示设备信息解析完成，失败则显示对应信息，并关闭串口；</w:t>
+      </w:r>
+    </w:p>
+    <w:p>
+      <w:pPr>
+        <w:numPr>
+          <w:ilvl w:val="0"/>
+          <w:numId w:val="0"/>
+        </w:numPr>
+        <w:jc w:val="both"/>
+        <w:rPr>
+          <w:rFonts w:hint="default"/>
+          <w:b w:val="0"/>
+          <w:bCs w:val="0"/>
+          <w:sz w:val="24"/>
+          <w:szCs w:val="24"/>
+          <w:lang w:val="en-US" w:eastAsia="zh-CN"/>
+        </w:rPr>
+      </w:pPr>
+      <w:r>
+        <w:rPr>
+          <w:rFonts w:hint="eastAsia"/>
+          <w:b w:val="0"/>
+          <w:bCs w:val="0"/>
+          <w:sz w:val="24"/>
+          <w:szCs w:val="24"/>
+          <w:lang w:val="en-US" w:eastAsia="zh-CN"/>
+        </w:rPr>
+        <w:t>之后上位机会开放【固件加载】和【基本信息烧写】区域；</w:t>
+      </w:r>
+    </w:p>
+    <w:tbl>
+      <w:tblPr>
+        <w:tblStyle w:val="3"/>
+        <w:tblW w:w="4999" w:type="pct"/>
+        <w:tblInd w:w="0" w:type="dxa"/>
+        <w:tblBorders>
+          <w:top w:val="single" w:color="auto" w:sz="4" w:space="0"/>
+          <w:left w:val="single" w:color="auto" w:sz="4" w:space="0"/>
+          <w:bottom w:val="single" w:color="auto" w:sz="4" w:space="0"/>
+          <w:right w:val="single" w:color="auto" w:sz="4" w:space="0"/>
+          <w:insideH w:val="single" w:color="auto" w:sz="4" w:space="0"/>
+          <w:insideV w:val="single" w:color="auto" w:sz="4" w:space="0"/>
+        </w:tblBorders>
+        <w:tblLayout w:type="autofit"/>
+        <w:tblCellMar>
+          <w:top w:w="0" w:type="dxa"/>
+          <w:left w:w="108" w:type="dxa"/>
+          <w:bottom w:w="0" w:type="dxa"/>
+          <w:right w:w="108" w:type="dxa"/>
+        </w:tblCellMar>
+      </w:tblPr>
+      <w:tblGrid>
+        <w:gridCol w:w="2838"/>
+        <w:gridCol w:w="2841"/>
+        <w:gridCol w:w="2841"/>
+      </w:tblGrid>
+      <w:tr>
+        <w:tblPrEx>
+          <w:tblBorders>
+            <w:top w:val="single" w:color="auto" w:sz="4" w:space="0"/>
+            <w:left w:val="single" w:color="auto" w:sz="4" w:space="0"/>
+            <w:bottom w:val="single" w:color="auto" w:sz="4" w:space="0"/>
+            <w:right w:val="single" w:color="auto" w:sz="4" w:space="0"/>
+            <w:insideH w:val="single" w:color="auto" w:sz="4" w:space="0"/>
+            <w:insideV w:val="single" w:color="auto" w:sz="4" w:space="0"/>
+          </w:tblBorders>
+          <w:tblCellMar>
+            <w:top w:w="0" w:type="dxa"/>
+            <w:left w:w="108" w:type="dxa"/>
+            <w:bottom w:w="0" w:type="dxa"/>
+            <w:right w:w="108" w:type="dxa"/>
+          </w:tblCellMar>
+        </w:tblPrEx>
+        <w:tc>
+          <w:tcPr>
+            <w:tcW w:w="1665" w:type="pct"/>
+            <w:vAlign w:val="center"/>
+          </w:tcPr>
+          <w:p>
+            <w:pPr>
+              <w:numPr>
+                <w:ilvl w:val="0"/>
+                <w:numId w:val="0"/>
+              </w:numPr>
+              <w:jc w:val="center"/>
+              <w:rPr>
+                <w:rFonts w:hint="default"/>
+                <w:b w:val="0"/>
+                <w:bCs w:val="0"/>
+                <w:sz w:val="24"/>
+                <w:szCs w:val="24"/>
+                <w:vertAlign w:val="baseline"/>
+                <w:lang w:val="en-US" w:eastAsia="zh-CN"/>
+              </w:rPr>
+            </w:pPr>
+            <w:r>
+              <w:rPr>
+                <w:rFonts w:hint="eastAsia"/>
+                <w:b w:val="0"/>
+                <w:bCs w:val="0"/>
+                <w:sz w:val="24"/>
+                <w:szCs w:val="24"/>
+                <w:vertAlign w:val="baseline"/>
+                <w:lang w:val="en-US" w:eastAsia="zh-CN"/>
+              </w:rPr>
+              <w:t>区域</w:t>
+            </w:r>
+          </w:p>
+        </w:tc>
+        <w:tc>
+          <w:tcPr>
+            <w:tcW w:w="1667" w:type="pct"/>
+            <w:shd w:val="clear" w:color="auto" w:fill="auto"/>
+            <w:vAlign w:val="center"/>
+          </w:tcPr>
+          <w:p>
+            <w:pPr>
+              <w:numPr>
+                <w:ilvl w:val="0"/>
+                <w:numId w:val="0"/>
+              </w:numPr>
+              <w:ind w:left="0" w:leftChars="0" w:firstLine="0" w:firstLineChars="0"/>
+              <w:jc w:val="center"/>
+              <w:rPr>
+                <w:rFonts w:hint="default" w:asciiTheme="minorHAnsi" w:hAnsiTheme="minorHAnsi" w:eastAsiaTheme="minorEastAsia" w:cstheme="minorBidi"/>
+                <w:b w:val="0"/>
+                <w:bCs w:val="0"/>
+                <w:kern w:val="2"/>
+                <w:sz w:val="24"/>
+                <w:szCs w:val="24"/>
+                <w:vertAlign w:val="baseline"/>
+                <w:lang w:val="en-US" w:eastAsia="zh-CN" w:bidi="ar-SA"/>
+              </w:rPr>
+            </w:pPr>
+            <w:r>
+              <w:rPr>
+                <w:rFonts w:hint="eastAsia" w:cstheme="minorBidi"/>
+                <w:b w:val="0"/>
+                <w:bCs w:val="0"/>
+                <w:kern w:val="2"/>
+                <w:sz w:val="24"/>
+                <w:szCs w:val="24"/>
+                <w:vertAlign w:val="baseline"/>
+                <w:lang w:val="en-US" w:eastAsia="zh-CN" w:bidi="ar-SA"/>
+              </w:rPr>
+              <w:t>指令读取</w:t>
+            </w:r>
+          </w:p>
+        </w:tc>
+        <w:tc>
+          <w:tcPr>
+            <w:tcW w:w="1667" w:type="pct"/>
+            <w:shd w:val="clear" w:color="auto" w:fill="auto"/>
+            <w:vAlign w:val="center"/>
+          </w:tcPr>
+          <w:p>
+            <w:pPr>
+              <w:numPr>
+                <w:ilvl w:val="0"/>
+                <w:numId w:val="0"/>
+              </w:numPr>
+              <w:ind w:left="0" w:leftChars="0" w:firstLine="0" w:firstLineChars="0"/>
+              <w:jc w:val="center"/>
+              <w:rPr>
+                <w:rFonts w:hint="default" w:asciiTheme="minorHAnsi" w:hAnsiTheme="minorHAnsi" w:eastAsiaTheme="minorEastAsia" w:cstheme="minorBidi"/>
+                <w:b w:val="0"/>
+                <w:bCs w:val="0"/>
+                <w:kern w:val="2"/>
+                <w:sz w:val="24"/>
+                <w:szCs w:val="24"/>
+                <w:vertAlign w:val="baseline"/>
+                <w:lang w:val="en-US" w:eastAsia="zh-CN" w:bidi="ar-SA"/>
+              </w:rPr>
+            </w:pPr>
+            <w:r>
+              <w:rPr>
+                <w:rFonts w:hint="eastAsia" w:cstheme="minorBidi"/>
+                <w:b w:val="0"/>
+                <w:bCs w:val="0"/>
+                <w:kern w:val="2"/>
+                <w:sz w:val="24"/>
+                <w:szCs w:val="24"/>
+                <w:vertAlign w:val="baseline"/>
+                <w:lang w:val="en-US" w:eastAsia="zh-CN" w:bidi="ar-SA"/>
+              </w:rPr>
+              <w:t>指令写入</w:t>
+            </w:r>
+          </w:p>
+        </w:tc>
+      </w:tr>
+      <w:tr>
+        <w:tblPrEx>
+          <w:tblBorders>
+            <w:top w:val="single" w:color="auto" w:sz="4" w:space="0"/>
+            <w:left w:val="single" w:color="auto" w:sz="4" w:space="0"/>
+            <w:bottom w:val="single" w:color="auto" w:sz="4" w:space="0"/>
+            <w:right w:val="single" w:color="auto" w:sz="4" w:space="0"/>
+            <w:insideH w:val="single" w:color="auto" w:sz="4" w:space="0"/>
+            <w:insideV w:val="single" w:color="auto" w:sz="4" w:space="0"/>
+          </w:tblBorders>
+          <w:tblCellMar>
+            <w:top w:w="0" w:type="dxa"/>
+            <w:left w:w="108" w:type="dxa"/>
+            <w:bottom w:w="0" w:type="dxa"/>
+            <w:right w:w="108" w:type="dxa"/>
+          </w:tblCellMar>
+        </w:tblPrEx>
+        <w:tc>
+          <w:tcPr>
+            <w:tcW w:w="1665" w:type="pct"/>
+            <w:vAlign w:val="center"/>
+          </w:tcPr>
+          <w:p>
+            <w:pPr>
+              <w:numPr>
+                <w:ilvl w:val="0"/>
+                <w:numId w:val="0"/>
+              </w:numPr>
+              <w:jc w:val="center"/>
+              <w:rPr>
+                <w:rFonts w:hint="default"/>
+                <w:b w:val="0"/>
+                <w:bCs w:val="0"/>
+                <w:sz w:val="24"/>
+                <w:szCs w:val="24"/>
+                <w:vertAlign w:val="baseline"/>
+                <w:lang w:val="en-US" w:eastAsia="zh-CN"/>
+              </w:rPr>
+            </w:pPr>
+            <w:r>
+              <w:rPr>
+                <w:rFonts w:hint="eastAsia"/>
+                <w:b w:val="0"/>
+                <w:bCs w:val="0"/>
+                <w:sz w:val="24"/>
+                <w:szCs w:val="24"/>
+                <w:vertAlign w:val="baseline"/>
+                <w:lang w:val="en-US" w:eastAsia="zh-CN"/>
+              </w:rPr>
+              <w:t>指令</w:t>
+            </w:r>
+          </w:p>
+        </w:tc>
+        <w:tc>
+          <w:tcPr>
+            <w:tcW w:w="1667" w:type="pct"/>
+            <w:vAlign w:val="center"/>
+          </w:tcPr>
+          <w:p>
+            <w:pPr>
+              <w:numPr>
+                <w:ilvl w:val="0"/>
+                <w:numId w:val="0"/>
+              </w:numPr>
+              <w:jc w:val="center"/>
+              <w:rPr>
+                <w:rFonts w:hint="default"/>
+                <w:b w:val="0"/>
+                <w:bCs w:val="0"/>
+                <w:sz w:val="24"/>
+                <w:szCs w:val="24"/>
+                <w:vertAlign w:val="baseline"/>
+                <w:lang w:val="en-US" w:eastAsia="zh-CN"/>
+              </w:rPr>
+            </w:pPr>
+            <w:r>
+              <w:rPr>
+                <w:rFonts w:hint="eastAsia"/>
+                <w:b w:val="0"/>
+                <w:bCs w:val="0"/>
+                <w:sz w:val="24"/>
+                <w:szCs w:val="24"/>
+                <w:vertAlign w:val="baseline"/>
+                <w:lang w:val="en-US" w:eastAsia="zh-CN"/>
+              </w:rPr>
+              <w:t>0</w:t>
+            </w:r>
+          </w:p>
+        </w:tc>
+        <w:tc>
+          <w:tcPr>
+            <w:tcW w:w="1667" w:type="pct"/>
+            <w:vAlign w:val="center"/>
+          </w:tcPr>
+          <w:p>
+            <w:pPr>
+              <w:numPr>
+                <w:ilvl w:val="0"/>
+                <w:numId w:val="0"/>
+              </w:numPr>
+              <w:jc w:val="center"/>
+              <w:rPr>
+                <w:rFonts w:hint="default"/>
+                <w:b w:val="0"/>
+                <w:bCs w:val="0"/>
+                <w:sz w:val="24"/>
+                <w:szCs w:val="24"/>
+                <w:vertAlign w:val="baseline"/>
+                <w:lang w:val="en-US" w:eastAsia="zh-CN"/>
+              </w:rPr>
+            </w:pPr>
+            <w:r>
+              <w:rPr>
+                <w:rFonts w:hint="eastAsia"/>
+                <w:b w:val="0"/>
+                <w:bCs w:val="0"/>
+                <w:sz w:val="24"/>
+                <w:szCs w:val="24"/>
+                <w:vertAlign w:val="baseline"/>
+                <w:lang w:val="en-US" w:eastAsia="zh-CN"/>
+              </w:rPr>
+              <w:t>1 {#DEV_INFO:设备信息;}</w:t>
+            </w:r>
+          </w:p>
+        </w:tc>
+      </w:tr>
+    </w:tbl>
+    <w:p>
+      <w:pPr>
+        <w:numPr>
+          <w:ilvl w:val="0"/>
+          <w:numId w:val="0"/>
+        </w:numPr>
+        <w:jc w:val="both"/>
+        <w:rPr>
+          <w:rFonts w:hint="default"/>
+          <w:b/>
+          <w:bCs/>
+          <w:sz w:val="24"/>
+          <w:szCs w:val="24"/>
+          <w:lang w:val="en-US" w:eastAsia="zh-CN"/>
+        </w:rPr>
+      </w:pPr>
+      <w:r>
+        <w:rPr>
+          <w:rFonts w:hint="eastAsia"/>
+          <w:b/>
+          <w:bCs/>
+          <w:sz w:val="24"/>
+          <w:szCs w:val="24"/>
+          <w:lang w:val="en-US" w:eastAsia="zh-CN"/>
+        </w:rPr>
+        <w:t>获取设备信息</w:t>
+      </w:r>
+    </w:p>
+    <w:tbl>
+      <w:tblPr>
+        <w:tblStyle w:val="3"/>
+        <w:tblW w:w="4998" w:type="pct"/>
+        <w:tblInd w:w="0" w:type="dxa"/>
+        <w:tblBorders>
+          <w:top w:val="single" w:color="auto" w:sz="4" w:space="0"/>
+          <w:left w:val="single" w:color="auto" w:sz="4" w:space="0"/>
+          <w:bottom w:val="single" w:color="auto" w:sz="4" w:space="0"/>
+          <w:right w:val="single" w:color="auto" w:sz="4" w:space="0"/>
+          <w:insideH w:val="single" w:color="auto" w:sz="4" w:space="0"/>
+          <w:insideV w:val="single" w:color="auto" w:sz="4" w:space="0"/>
+        </w:tblBorders>
+        <w:tblLayout w:type="autofit"/>
+        <w:tblCellMar>
+          <w:top w:w="0" w:type="dxa"/>
+          <w:left w:w="108" w:type="dxa"/>
+          <w:bottom w:w="0" w:type="dxa"/>
+          <w:right w:w="108" w:type="dxa"/>
+        </w:tblCellMar>
+      </w:tblPr>
+      <w:tblGrid>
+        <w:gridCol w:w="2837"/>
+        <w:gridCol w:w="2841"/>
+        <w:gridCol w:w="2841"/>
+      </w:tblGrid>
+      <w:tr>
+        <w:tblPrEx>
+          <w:tblBorders>
+            <w:top w:val="single" w:color="auto" w:sz="4" w:space="0"/>
+            <w:left w:val="single" w:color="auto" w:sz="4" w:space="0"/>
+            <w:bottom w:val="single" w:color="auto" w:sz="4" w:space="0"/>
+            <w:right w:val="single" w:color="auto" w:sz="4" w:space="0"/>
+            <w:insideH w:val="single" w:color="auto" w:sz="4" w:space="0"/>
+            <w:insideV w:val="single" w:color="auto" w:sz="4" w:space="0"/>
+          </w:tblBorders>
+          <w:tblCellMar>
+            <w:top w:w="0" w:type="dxa"/>
+            <w:left w:w="108" w:type="dxa"/>
+            <w:bottom w:w="0" w:type="dxa"/>
+            <w:right w:w="108" w:type="dxa"/>
+          </w:tblCellMar>
+        </w:tblPrEx>
+        <w:tc>
+          <w:tcPr>
+            <w:tcW w:w="1665" w:type="pct"/>
+            <w:vAlign w:val="center"/>
+          </w:tcPr>
+          <w:p>
+            <w:pPr>
+              <w:numPr>
+                <w:ilvl w:val="0"/>
+                <w:numId w:val="0"/>
+              </w:numPr>
+              <w:jc w:val="center"/>
+              <w:rPr>
+                <w:rFonts w:hint="default"/>
+                <w:b w:val="0"/>
+                <w:bCs w:val="0"/>
+                <w:sz w:val="24"/>
+                <w:szCs w:val="24"/>
+                <w:vertAlign w:val="baseline"/>
+                <w:lang w:val="en-US" w:eastAsia="zh-CN"/>
+              </w:rPr>
+            </w:pPr>
+            <w:r>
+              <w:rPr>
+                <w:rFonts w:hint="eastAsia"/>
+                <w:b w:val="0"/>
+                <w:bCs w:val="0"/>
+                <w:sz w:val="24"/>
+                <w:szCs w:val="24"/>
+                <w:vertAlign w:val="baseline"/>
+                <w:lang w:val="en-US" w:eastAsia="zh-CN"/>
+              </w:rPr>
+              <w:t>设备</w:t>
+            </w:r>
+          </w:p>
+        </w:tc>
+        <w:tc>
+          <w:tcPr>
+            <w:tcW w:w="1667" w:type="pct"/>
+            <w:shd w:val="clear" w:color="auto" w:fill="auto"/>
+            <w:vAlign w:val="center"/>
+          </w:tcPr>
+          <w:p>
+            <w:pPr>
+              <w:numPr>
+                <w:ilvl w:val="0"/>
+                <w:numId w:val="0"/>
+              </w:numPr>
+              <w:ind w:left="0" w:leftChars="0" w:firstLine="0" w:firstLineChars="0"/>
+              <w:jc w:val="center"/>
+              <w:rPr>
+                <w:rFonts w:hint="default"/>
+                <w:b w:val="0"/>
+                <w:bCs w:val="0"/>
+                <w:sz w:val="24"/>
+                <w:szCs w:val="24"/>
+                <w:lang w:val="en-US" w:eastAsia="zh-CN"/>
+              </w:rPr>
+            </w:pPr>
+            <w:r>
+              <w:rPr>
+                <w:rFonts w:hint="eastAsia"/>
+                <w:b w:val="0"/>
+                <w:bCs w:val="0"/>
+                <w:sz w:val="24"/>
+                <w:szCs w:val="24"/>
+                <w:lang w:val="en-US" w:eastAsia="zh-CN"/>
+              </w:rPr>
+              <w:t>指令/提示</w:t>
+            </w:r>
+          </w:p>
+        </w:tc>
+        <w:tc>
+          <w:tcPr>
+            <w:tcW w:w="1667" w:type="pct"/>
+            <w:shd w:val="clear" w:color="auto" w:fill="auto"/>
+            <w:vAlign w:val="center"/>
+          </w:tcPr>
+          <w:p>
+            <w:pPr>
+              <w:numPr>
+                <w:ilvl w:val="0"/>
+                <w:numId w:val="0"/>
+              </w:numPr>
+              <w:ind w:left="0" w:leftChars="0" w:firstLine="0" w:firstLineChars="0"/>
+              <w:jc w:val="center"/>
+              <w:rPr>
+                <w:rFonts w:hint="default"/>
+                <w:b w:val="0"/>
+                <w:bCs w:val="0"/>
+                <w:sz w:val="24"/>
+                <w:szCs w:val="24"/>
+                <w:lang w:val="en-US" w:eastAsia="zh-CN"/>
+              </w:rPr>
+            </w:pPr>
+            <w:r>
+              <w:rPr>
+                <w:rFonts w:hint="eastAsia"/>
+                <w:b w:val="0"/>
+                <w:bCs w:val="0"/>
+                <w:sz w:val="24"/>
+                <w:szCs w:val="24"/>
+                <w:lang w:val="en-US" w:eastAsia="zh-CN"/>
+              </w:rPr>
+              <w:t>含义</w:t>
+            </w:r>
+          </w:p>
+        </w:tc>
+      </w:tr>
+      <w:tr>
+        <w:tblPrEx>
+          <w:tblBorders>
+            <w:top w:val="single" w:color="auto" w:sz="4" w:space="0"/>
+            <w:left w:val="single" w:color="auto" w:sz="4" w:space="0"/>
+            <w:bottom w:val="single" w:color="auto" w:sz="4" w:space="0"/>
+            <w:right w:val="single" w:color="auto" w:sz="4" w:space="0"/>
+            <w:insideH w:val="single" w:color="auto" w:sz="4" w:space="0"/>
+            <w:insideV w:val="single" w:color="auto" w:sz="4" w:space="0"/>
+          </w:tblBorders>
+          <w:tblCellMar>
+            <w:top w:w="0" w:type="dxa"/>
+            <w:left w:w="108" w:type="dxa"/>
+            <w:bottom w:w="0" w:type="dxa"/>
+            <w:right w:w="108" w:type="dxa"/>
+          </w:tblCellMar>
+        </w:tblPrEx>
+        <w:tc>
+          <w:tcPr>
+            <w:tcW w:w="1665" w:type="pct"/>
+            <w:vAlign w:val="center"/>
+          </w:tcPr>
+          <w:p>
+            <w:pPr>
+              <w:numPr>
+                <w:ilvl w:val="0"/>
+                <w:numId w:val="0"/>
+              </w:numPr>
+              <w:jc w:val="center"/>
+              <w:rPr>
+                <w:rFonts w:hint="default"/>
+                <w:b w:val="0"/>
+                <w:bCs w:val="0"/>
+                <w:sz w:val="24"/>
+                <w:szCs w:val="24"/>
+                <w:vertAlign w:val="baseline"/>
+                <w:lang w:val="en-US" w:eastAsia="zh-CN"/>
+              </w:rPr>
+            </w:pPr>
+            <w:r>
+              <w:rPr>
+                <w:rFonts w:hint="eastAsia"/>
+                <w:b w:val="0"/>
+                <w:bCs w:val="0"/>
+                <w:sz w:val="24"/>
+                <w:szCs w:val="24"/>
+                <w:vertAlign w:val="baseline"/>
+                <w:lang w:val="en-US" w:eastAsia="zh-CN"/>
+              </w:rPr>
+              <w:t>上位机发送</w:t>
+            </w:r>
+          </w:p>
+        </w:tc>
+        <w:tc>
+          <w:tcPr>
+            <w:tcW w:w="1667" w:type="pct"/>
+            <w:shd w:val="clear" w:color="auto" w:fill="auto"/>
+            <w:vAlign w:val="center"/>
+          </w:tcPr>
+          <w:p>
+            <w:pPr>
+              <w:numPr>
+                <w:ilvl w:val="0"/>
+                <w:numId w:val="0"/>
+              </w:numPr>
+              <w:ind w:left="0" w:leftChars="0" w:firstLine="0" w:firstLineChars="0"/>
+              <w:jc w:val="center"/>
+              <w:rPr>
+                <w:rFonts w:hint="eastAsia" w:asciiTheme="minorHAnsi" w:hAnsiTheme="minorHAnsi" w:eastAsiaTheme="minorEastAsia" w:cstheme="minorBidi"/>
+                <w:b w:val="0"/>
+                <w:bCs w:val="0"/>
+                <w:kern w:val="2"/>
+                <w:sz w:val="24"/>
+                <w:szCs w:val="24"/>
+                <w:vertAlign w:val="baseline"/>
+                <w:lang w:val="en-US" w:eastAsia="zh-CN" w:bidi="ar-SA"/>
+              </w:rPr>
+            </w:pPr>
+            <w:r>
+              <w:rPr>
+                <w:rFonts w:hint="eastAsia"/>
+                <w:b w:val="0"/>
+                <w:bCs w:val="0"/>
+                <w:sz w:val="24"/>
+                <w:szCs w:val="24"/>
+                <w:lang w:val="en-US" w:eastAsia="zh-CN"/>
+              </w:rPr>
+              <w:t>update inform 0</w:t>
+            </w:r>
+          </w:p>
+        </w:tc>
+        <w:tc>
+          <w:tcPr>
+            <w:tcW w:w="1667" w:type="pct"/>
+            <w:shd w:val="clear" w:color="auto" w:fill="auto"/>
+            <w:vAlign w:val="center"/>
+          </w:tcPr>
+          <w:p>
+            <w:pPr>
+              <w:numPr>
+                <w:ilvl w:val="0"/>
+                <w:numId w:val="0"/>
+              </w:numPr>
+              <w:ind w:left="0" w:leftChars="0" w:firstLine="0" w:firstLineChars="0"/>
+              <w:jc w:val="center"/>
+              <w:rPr>
+                <w:rFonts w:hint="default"/>
+                <w:b w:val="0"/>
+                <w:bCs w:val="0"/>
+                <w:sz w:val="24"/>
+                <w:szCs w:val="24"/>
+                <w:lang w:val="en-US" w:eastAsia="zh-CN"/>
+              </w:rPr>
+            </w:pPr>
+            <w:r>
+              <w:rPr>
+                <w:rFonts w:hint="eastAsia"/>
+                <w:b w:val="0"/>
+                <w:bCs w:val="0"/>
+                <w:sz w:val="24"/>
+                <w:szCs w:val="24"/>
+                <w:lang w:val="en-US" w:eastAsia="zh-CN"/>
+              </w:rPr>
+              <w:t>获取设备信息指令</w:t>
+            </w:r>
+          </w:p>
+        </w:tc>
+      </w:tr>
+      <w:tr>
+        <w:tblPrEx>
+          <w:tblBorders>
+            <w:top w:val="single" w:color="auto" w:sz="4" w:space="0"/>
+            <w:left w:val="single" w:color="auto" w:sz="4" w:space="0"/>
+            <w:bottom w:val="single" w:color="auto" w:sz="4" w:space="0"/>
+            <w:right w:val="single" w:color="auto" w:sz="4" w:space="0"/>
+            <w:insideH w:val="single" w:color="auto" w:sz="4" w:space="0"/>
+            <w:insideV w:val="single" w:color="auto" w:sz="4" w:space="0"/>
+          </w:tblBorders>
+          <w:tblCellMar>
+            <w:top w:w="0" w:type="dxa"/>
+            <w:left w:w="108" w:type="dxa"/>
+            <w:bottom w:w="0" w:type="dxa"/>
+            <w:right w:w="108" w:type="dxa"/>
+          </w:tblCellMar>
+        </w:tblPrEx>
+        <w:tc>
+          <w:tcPr>
+            <w:tcW w:w="1665" w:type="pct"/>
+            <w:vAlign w:val="center"/>
+          </w:tcPr>
+          <w:p>
+            <w:pPr>
+              <w:numPr>
+                <w:ilvl w:val="0"/>
+                <w:numId w:val="0"/>
+              </w:numPr>
+              <w:jc w:val="center"/>
+              <w:rPr>
+                <w:rFonts w:hint="default"/>
+                <w:b w:val="0"/>
+                <w:bCs w:val="0"/>
+                <w:sz w:val="24"/>
+                <w:szCs w:val="24"/>
+                <w:vertAlign w:val="baseline"/>
+                <w:lang w:val="en-US" w:eastAsia="zh-CN"/>
+              </w:rPr>
+            </w:pPr>
+            <w:r>
+              <w:rPr>
+                <w:rFonts w:hint="eastAsia"/>
+                <w:b w:val="0"/>
+                <w:bCs w:val="0"/>
+                <w:sz w:val="24"/>
+                <w:szCs w:val="24"/>
+                <w:vertAlign w:val="baseline"/>
+                <w:lang w:val="en-US" w:eastAsia="zh-CN"/>
+              </w:rPr>
+              <w:t>硬件发送</w:t>
+            </w:r>
+          </w:p>
+        </w:tc>
+        <w:tc>
+          <w:tcPr>
+            <w:tcW w:w="1667" w:type="pct"/>
+            <w:vAlign w:val="center"/>
+          </w:tcPr>
+          <w:p>
+            <w:pPr>
+              <w:numPr>
+                <w:ilvl w:val="0"/>
+                <w:numId w:val="0"/>
+              </w:numPr>
+              <w:jc w:val="center"/>
+              <w:rPr>
+                <w:rFonts w:hint="default"/>
+                <w:b w:val="0"/>
+                <w:bCs w:val="0"/>
+                <w:sz w:val="24"/>
+                <w:szCs w:val="24"/>
+                <w:vertAlign w:val="baseline"/>
+                <w:lang w:val="en-US" w:eastAsia="zh-CN"/>
+              </w:rPr>
+            </w:pPr>
+            <w:r>
+              <w:rPr>
+                <w:rFonts w:hint="eastAsia"/>
+                <w:b w:val="0"/>
+                <w:bCs w:val="0"/>
+                <w:sz w:val="24"/>
+                <w:szCs w:val="24"/>
+                <w:lang w:val="en-US" w:eastAsia="zh-CN"/>
+              </w:rPr>
+              <w:t>update inform 0 {#DEV_INFO</w:t>
+            </w:r>
+            <w:r>
+              <w:rPr>
+                <w:rFonts w:hint="eastAsia"/>
+                <w:b w:val="0"/>
+                <w:bCs w:val="0"/>
+                <w:sz w:val="24"/>
+                <w:szCs w:val="24"/>
+                <w:vertAlign w:val="baseline"/>
+                <w:lang w:val="en-US" w:eastAsia="zh-CN"/>
+              </w:rPr>
+              <w:t>:设备信息;}</w:t>
+            </w:r>
+          </w:p>
+        </w:tc>
+        <w:tc>
+          <w:tcPr>
+            <w:tcW w:w="1667" w:type="pct"/>
+            <w:vAlign w:val="center"/>
+          </w:tcPr>
+          <w:p>
+            <w:pPr>
+              <w:numPr>
+                <w:ilvl w:val="0"/>
+                <w:numId w:val="0"/>
+              </w:numPr>
+              <w:jc w:val="center"/>
+              <w:rPr>
+                <w:rFonts w:hint="default"/>
+                <w:b w:val="0"/>
+                <w:bCs w:val="0"/>
+                <w:sz w:val="24"/>
+                <w:szCs w:val="24"/>
+                <w:vertAlign w:val="baseline"/>
+                <w:lang w:val="en-US" w:eastAsia="zh-CN"/>
+              </w:rPr>
+            </w:pPr>
+            <w:r>
+              <w:rPr>
+                <w:rFonts w:hint="eastAsia"/>
+                <w:b w:val="0"/>
+                <w:bCs w:val="0"/>
+                <w:sz w:val="24"/>
+                <w:szCs w:val="24"/>
+                <w:lang w:val="en-US" w:eastAsia="zh-CN"/>
+              </w:rPr>
+              <w:t>发送设备信息</w:t>
+            </w:r>
+          </w:p>
+        </w:tc>
+      </w:tr>
+      <w:tr>
+        <w:tblPrEx>
+          <w:tblBorders>
+            <w:top w:val="single" w:color="auto" w:sz="4" w:space="0"/>
+            <w:left w:val="single" w:color="auto" w:sz="4" w:space="0"/>
+            <w:bottom w:val="single" w:color="auto" w:sz="4" w:space="0"/>
+            <w:right w:val="single" w:color="auto" w:sz="4" w:space="0"/>
+            <w:insideH w:val="single" w:color="auto" w:sz="4" w:space="0"/>
+            <w:insideV w:val="single" w:color="auto" w:sz="4" w:space="0"/>
+          </w:tblBorders>
+          <w:tblCellMar>
+            <w:top w:w="0" w:type="dxa"/>
+            <w:left w:w="108" w:type="dxa"/>
+            <w:bottom w:w="0" w:type="dxa"/>
+            <w:right w:w="108" w:type="dxa"/>
+          </w:tblCellMar>
+        </w:tblPrEx>
+        <w:tc>
+          <w:tcPr>
+            <w:tcW w:w="1665" w:type="pct"/>
+            <w:vMerge w:val="restart"/>
+            <w:vAlign w:val="center"/>
+          </w:tcPr>
+          <w:p>
+            <w:pPr>
+              <w:numPr>
+                <w:ilvl w:val="0"/>
+                <w:numId w:val="0"/>
+              </w:numPr>
+              <w:jc w:val="center"/>
+              <w:rPr>
+                <w:rFonts w:hint="default"/>
+                <w:b w:val="0"/>
+                <w:bCs w:val="0"/>
+                <w:sz w:val="24"/>
+                <w:szCs w:val="24"/>
+                <w:vertAlign w:val="baseline"/>
+                <w:lang w:val="en-US" w:eastAsia="zh-CN"/>
+              </w:rPr>
+            </w:pPr>
+            <w:r>
+              <w:rPr>
+                <w:rFonts w:hint="eastAsia"/>
+                <w:b w:val="0"/>
+                <w:bCs w:val="0"/>
+                <w:sz w:val="24"/>
+                <w:szCs w:val="24"/>
+                <w:vertAlign w:val="baseline"/>
+                <w:lang w:val="en-US" w:eastAsia="zh-CN"/>
+              </w:rPr>
+              <w:t>上位机显示</w:t>
+            </w:r>
+          </w:p>
+        </w:tc>
+        <w:tc>
+          <w:tcPr>
+            <w:tcW w:w="1667" w:type="pct"/>
+            <w:vAlign w:val="center"/>
+          </w:tcPr>
+          <w:p>
+            <w:pPr>
+              <w:numPr>
+                <w:ilvl w:val="0"/>
+                <w:numId w:val="0"/>
+              </w:numPr>
+              <w:jc w:val="center"/>
+              <w:rPr>
+                <w:rFonts w:hint="default"/>
+                <w:b w:val="0"/>
+                <w:bCs w:val="0"/>
+                <w:sz w:val="24"/>
+                <w:szCs w:val="24"/>
+                <w:vertAlign w:val="baseline"/>
+                <w:lang w:val="en-US" w:eastAsia="zh-CN"/>
+              </w:rPr>
+            </w:pPr>
+            <w:r>
+              <w:rPr>
+                <w:rFonts w:hint="eastAsia"/>
+                <w:b w:val="0"/>
+                <w:bCs w:val="0"/>
+                <w:sz w:val="24"/>
+                <w:szCs w:val="24"/>
+                <w:lang w:val="en-US" w:eastAsia="zh-CN"/>
+              </w:rPr>
+              <w:t>设备信息解析完成</w:t>
+            </w:r>
+          </w:p>
+        </w:tc>
+        <w:tc>
+          <w:tcPr>
+            <w:tcW w:w="1667" w:type="pct"/>
+            <w:vAlign w:val="center"/>
+          </w:tcPr>
+          <w:p>
+            <w:pPr>
+              <w:numPr>
+                <w:ilvl w:val="0"/>
+                <w:numId w:val="0"/>
+              </w:numPr>
+              <w:jc w:val="center"/>
+              <w:rPr>
+                <w:rFonts w:hint="default"/>
+                <w:b w:val="0"/>
+                <w:bCs w:val="0"/>
+                <w:sz w:val="24"/>
+                <w:szCs w:val="24"/>
+                <w:vertAlign w:val="baseline"/>
+                <w:lang w:val="en-US" w:eastAsia="zh-CN"/>
+              </w:rPr>
+            </w:pPr>
+            <w:r>
+              <w:rPr>
+                <w:rFonts w:hint="eastAsia"/>
+                <w:b w:val="0"/>
+                <w:bCs w:val="0"/>
+                <w:sz w:val="24"/>
+                <w:szCs w:val="24"/>
+                <w:vertAlign w:val="baseline"/>
+                <w:lang w:val="en-US" w:eastAsia="zh-CN"/>
+              </w:rPr>
+              <w:t>上位机校验成功</w:t>
+            </w:r>
+          </w:p>
+        </w:tc>
+      </w:tr>
+      <w:tr>
+        <w:tblPrEx>
+          <w:tblBorders>
+            <w:top w:val="single" w:color="auto" w:sz="4" w:space="0"/>
+            <w:left w:val="single" w:color="auto" w:sz="4" w:space="0"/>
+            <w:bottom w:val="single" w:color="auto" w:sz="4" w:space="0"/>
+            <w:right w:val="single" w:color="auto" w:sz="4" w:space="0"/>
+            <w:insideH w:val="single" w:color="auto" w:sz="4" w:space="0"/>
+            <w:insideV w:val="single" w:color="auto" w:sz="4" w:space="0"/>
+          </w:tblBorders>
+          <w:tblCellMar>
+            <w:top w:w="0" w:type="dxa"/>
+            <w:left w:w="108" w:type="dxa"/>
+            <w:bottom w:w="0" w:type="dxa"/>
+            <w:right w:w="108" w:type="dxa"/>
+          </w:tblCellMar>
+        </w:tblPrEx>
+        <w:tc>
+          <w:tcPr>
+            <w:tcW w:w="1665" w:type="pct"/>
+            <w:vMerge w:val="continue"/>
+            <w:vAlign w:val="center"/>
+          </w:tcPr>
+          <w:p>
+            <w:pPr>
+              <w:numPr>
+                <w:ilvl w:val="0"/>
+                <w:numId w:val="0"/>
+              </w:numPr>
+              <w:jc w:val="center"/>
+              <w:rPr>
+                <w:rFonts w:hint="eastAsia"/>
+                <w:b w:val="0"/>
+                <w:bCs w:val="0"/>
+                <w:sz w:val="24"/>
+                <w:szCs w:val="24"/>
+                <w:vertAlign w:val="baseline"/>
+                <w:lang w:val="en-US" w:eastAsia="zh-CN"/>
+              </w:rPr>
+            </w:pPr>
+          </w:p>
+        </w:tc>
+        <w:tc>
+          <w:tcPr>
+            <w:tcW w:w="1667" w:type="pct"/>
+            <w:vAlign w:val="center"/>
+          </w:tcPr>
+          <w:p>
+            <w:pPr>
+              <w:numPr>
+                <w:ilvl w:val="0"/>
+                <w:numId w:val="0"/>
+              </w:numPr>
+              <w:jc w:val="center"/>
+              <w:rPr>
+                <w:rFonts w:hint="eastAsia"/>
+                <w:b w:val="0"/>
+                <w:bCs w:val="0"/>
+                <w:sz w:val="24"/>
+                <w:szCs w:val="24"/>
+                <w:vertAlign w:val="baseline"/>
+                <w:lang w:val="en-US" w:eastAsia="zh-CN"/>
+              </w:rPr>
+            </w:pPr>
+            <w:r>
+              <w:rPr>
+                <w:rFonts w:hint="eastAsia"/>
+                <w:b w:val="0"/>
+                <w:bCs w:val="0"/>
+                <w:sz w:val="24"/>
+                <w:szCs w:val="24"/>
+                <w:vertAlign w:val="baseline"/>
+                <w:lang w:val="en-US" w:eastAsia="zh-CN"/>
+              </w:rPr>
+              <w:t>[</w:t>
+            </w:r>
+            <w:r>
+              <w:rPr>
+                <w:rFonts w:hint="eastAsia"/>
+                <w:b w:val="0"/>
+                <w:bCs w:val="0"/>
+                <w:sz w:val="24"/>
+                <w:szCs w:val="24"/>
+                <w:vertAlign w:val="baseline"/>
+                <w:lang w:val="zh-CN" w:eastAsia="zh-CN"/>
+              </w:rPr>
+              <w:t>超时] 20秒未接收数据，已关闭串口</w:t>
+            </w:r>
+          </w:p>
+        </w:tc>
+        <w:tc>
+          <w:tcPr>
+            <w:tcW w:w="1667" w:type="pct"/>
+            <w:vAlign w:val="center"/>
+          </w:tcPr>
+          <w:p>
+            <w:pPr>
+              <w:numPr>
+                <w:ilvl w:val="0"/>
+                <w:numId w:val="0"/>
+              </w:numPr>
+              <w:jc w:val="center"/>
+              <w:rPr>
+                <w:rFonts w:hint="default"/>
+                <w:b w:val="0"/>
+                <w:bCs w:val="0"/>
+                <w:sz w:val="24"/>
+                <w:szCs w:val="24"/>
+                <w:vertAlign w:val="baseline"/>
+                <w:lang w:val="en-US" w:eastAsia="zh-CN"/>
+              </w:rPr>
+            </w:pPr>
+            <w:r>
+              <w:rPr>
+                <w:rFonts w:hint="eastAsia"/>
+                <w:b w:val="0"/>
+                <w:bCs w:val="0"/>
+                <w:sz w:val="24"/>
+                <w:szCs w:val="24"/>
+                <w:vertAlign w:val="baseline"/>
+                <w:lang w:val="en-US" w:eastAsia="zh-CN"/>
+              </w:rPr>
+              <w:t>上位机校验错误/超时</w:t>
+            </w:r>
+          </w:p>
+        </w:tc>
+      </w:tr>
+    </w:tbl>
+    <w:p>
+      <w:pPr>
+        <w:numPr>
+          <w:ilvl w:val="0"/>
+          <w:numId w:val="0"/>
+        </w:numPr>
+        <w:jc w:val="both"/>
+        <w:rPr>
+          <w:rFonts w:hint="eastAsia"/>
+          <w:b/>
+          <w:bCs/>
+          <w:sz w:val="24"/>
+          <w:szCs w:val="24"/>
+          <w:lang w:val="en-US" w:eastAsia="zh-CN"/>
+        </w:rPr>
+      </w:pPr>
+    </w:p>
+    <w:p>
+      <w:pPr>
+        <w:numPr>
+          <w:ilvl w:val="0"/>
+          <w:numId w:val="0"/>
+        </w:numPr>
+        <w:jc w:val="both"/>
+      </w:pPr>
+      <w:r>
+        <w:drawing>
+          <wp:inline distT="0" distB="0" distL="114300" distR="114300">
+            <wp:extent cx="5266690" cy="3958590"/>
+            <wp:effectExtent l="0" t="0" r="3810" b="3810"/>
+            <wp:docPr id="9" name="图片 6"/>
+            <wp:cNvGraphicFramePr>
+              <a:graphicFrameLocks xmlns:a="http://schemas.openxmlformats.org/drawingml/2006/main" noChangeAspect="1"/>
+            </wp:cNvGraphicFramePr>
+            <a:graphic xmlns:a="http://schemas.openxmlformats.org/drawingml/2006/main">
+              <a:graphicData uri="http://schemas.openxmlformats.org/drawingml/2006/picture">
+                <pic:pic xmlns:pic="http://schemas.openxmlformats.org/drawingml/2006/picture">
+                  <pic:nvPicPr>
+                    <pic:cNvPr id="9" name="图片 6"/>
+                    <pic:cNvPicPr>
+                      <a:picLocks noChangeAspect="1"/>
+                    </pic:cNvPicPr>
+                  </pic:nvPicPr>
+                  <pic:blipFill>
+                    <a:blip r:embed="rId11"/>
+                    <a:stretch>
+                      <a:fillRect/>
+                    </a:stretch>
+                  </pic:blipFill>
+                  <pic:spPr>
+                    <a:xfrm>
+                      <a:off x="0" y="0"/>
+                      <a:ext cx="5266690" cy="3958590"/>
+                    </a:xfrm>
+                    <a:prstGeom prst="rect">
+                      <a:avLst/>
+                    </a:prstGeom>
+                    <a:noFill/>
+                    <a:ln>
+                      <a:noFill/>
+                    </a:ln>
+                  </pic:spPr>
+                </pic:pic>
+              </a:graphicData>
+            </a:graphic>
+          </wp:inline>
+        </w:drawing>
+      </w:r>
+    </w:p>
+    <w:p>
+      <w:pPr>
+        <w:numPr>
+          <w:ilvl w:val="0"/>
+          <w:numId w:val="0"/>
+        </w:numPr>
+        <w:jc w:val="both"/>
+        <w:rPr>
+          <w:rFonts w:hint="eastAsia"/>
+          <w:lang w:val="en-US" w:eastAsia="zh-CN"/>
+        </w:rPr>
+      </w:pPr>
+      <w:r>
+        <w:drawing>
+          <wp:inline distT="0" distB="0" distL="114300" distR="114300">
+            <wp:extent cx="5266690" cy="3958590"/>
+            <wp:effectExtent l="0" t="0" r="3810" b="3810"/>
+            <wp:docPr id="11" name="图片 8"/>
+            <wp:cNvGraphicFramePr>
+              <a:graphicFrameLocks xmlns:a="http://schemas.openxmlformats.org/drawingml/2006/main" noChangeAspect="1"/>
+            </wp:cNvGraphicFramePr>
+            <a:graphic xmlns:a="http://schemas.openxmlformats.org/drawingml/2006/main">
+              <a:graphicData uri="http://schemas.openxmlformats.org/drawingml/2006/picture">
+                <pic:pic xmlns:pic="http://schemas.openxmlformats.org/drawingml/2006/picture">
+                  <pic:nvPicPr>
+                    <pic:cNvPr id="11" name="图片 8"/>
+                    <pic:cNvPicPr>
+                      <a:picLocks noChangeAspect="1"/>
+                    </pic:cNvPicPr>
+                  </pic:nvPicPr>
+                  <pic:blipFill>
+                    <a:blip r:embed="rId12"/>
+                    <a:stretch>
+                      <a:fillRect/>
+                    </a:stretch>
+                  </pic:blipFill>
+                  <pic:spPr>
+                    <a:xfrm>
+                      <a:off x="0" y="0"/>
+                      <a:ext cx="5266690" cy="3958590"/>
+                    </a:xfrm>
+                    <a:prstGeom prst="rect">
+                      <a:avLst/>
+                    </a:prstGeom>
+                    <a:noFill/>
+                    <a:ln>
+                      <a:noFill/>
+                    </a:ln>
+                  </pic:spPr>
+                </pic:pic>
+              </a:graphicData>
+            </a:graphic>
+          </wp:inline>
+        </w:drawing>
+      </w:r>
+    </w:p>
+    <w:p>
+      <w:pPr>
+        <w:numPr>
+          <w:ilvl w:val="0"/>
+          <w:numId w:val="0"/>
+        </w:numPr>
+        <w:jc w:val="both"/>
+        <w:rPr>
+          <w:rFonts w:hint="eastAsia"/>
+          <w:b/>
+          <w:bCs/>
+          <w:sz w:val="24"/>
+          <w:szCs w:val="24"/>
+          <w:lang w:val="en-US" w:eastAsia="zh-CN"/>
+        </w:rPr>
+      </w:pPr>
+      <w:r>
+        <w:rPr>
+          <w:rFonts w:hint="eastAsia"/>
+          <w:b/>
+          <w:bCs/>
+          <w:sz w:val="24"/>
+          <w:szCs w:val="24"/>
+          <w:lang w:val="en-US" w:eastAsia="zh-CN"/>
+        </w:rPr>
+        <w:t>写入设备信息</w:t>
+      </w:r>
+    </w:p>
+    <w:p>
+      <w:pPr>
+        <w:numPr>
+          <w:ilvl w:val="0"/>
+          <w:numId w:val="0"/>
+        </w:numPr>
+        <w:jc w:val="both"/>
+        <w:rPr>
+          <w:rFonts w:hint="eastAsia"/>
+          <w:b w:val="0"/>
+          <w:bCs w:val="0"/>
+          <w:sz w:val="24"/>
+          <w:szCs w:val="24"/>
+          <w:lang w:val="en-US" w:eastAsia="zh-CN"/>
+        </w:rPr>
+      </w:pPr>
+      <w:r>
+        <w:rPr>
+          <w:rFonts w:hint="eastAsia"/>
+          <w:b w:val="0"/>
+          <w:bCs w:val="0"/>
+          <w:sz w:val="24"/>
+          <w:szCs w:val="24"/>
+          <w:lang w:val="en-US" w:eastAsia="zh-CN"/>
+        </w:rPr>
+        <w:t>当上位机选择【高级设置】之后，输入密码，密码为【0000】，会切换窗口到设备信息写入，填写好设备信息之后，点击【确认写入】，等待硬件回复；</w:t>
+      </w:r>
+    </w:p>
+    <w:p>
+      <w:pPr>
+        <w:numPr>
+          <w:ilvl w:val="0"/>
+          <w:numId w:val="0"/>
+        </w:numPr>
+        <w:jc w:val="both"/>
+        <w:rPr>
+          <w:rFonts w:hint="default"/>
+          <w:b w:val="0"/>
+          <w:bCs w:val="0"/>
+          <w:sz w:val="24"/>
+          <w:szCs w:val="24"/>
+          <w:lang w:val="en-US" w:eastAsia="zh-CN"/>
+        </w:rPr>
+      </w:pPr>
+      <w:r>
+        <w:rPr>
+          <w:rFonts w:hint="eastAsia"/>
+          <w:b w:val="0"/>
+          <w:bCs w:val="0"/>
+          <w:sz w:val="24"/>
+          <w:szCs w:val="24"/>
+          <w:lang w:val="en-US" w:eastAsia="zh-CN"/>
+        </w:rPr>
+        <w:t>点击【清空】，则会将填写信息清空；</w:t>
+      </w:r>
+    </w:p>
+    <w:tbl>
+      <w:tblPr>
+        <w:tblStyle w:val="3"/>
+        <w:tblW w:w="4998" w:type="pct"/>
+        <w:tblInd w:w="0" w:type="dxa"/>
+        <w:tblBorders>
+          <w:top w:val="single" w:color="auto" w:sz="4" w:space="0"/>
+          <w:left w:val="single" w:color="auto" w:sz="4" w:space="0"/>
+          <w:bottom w:val="single" w:color="auto" w:sz="4" w:space="0"/>
+          <w:right w:val="single" w:color="auto" w:sz="4" w:space="0"/>
+          <w:insideH w:val="single" w:color="auto" w:sz="4" w:space="0"/>
+          <w:insideV w:val="single" w:color="auto" w:sz="4" w:space="0"/>
+        </w:tblBorders>
+        <w:tblLayout w:type="autofit"/>
+        <w:tblCellMar>
+          <w:top w:w="0" w:type="dxa"/>
+          <w:left w:w="108" w:type="dxa"/>
+          <w:bottom w:w="0" w:type="dxa"/>
+          <w:right w:w="108" w:type="dxa"/>
+        </w:tblCellMar>
+      </w:tblPr>
+      <w:tblGrid>
+        <w:gridCol w:w="2837"/>
+        <w:gridCol w:w="2841"/>
+        <w:gridCol w:w="2841"/>
+      </w:tblGrid>
+      <w:tr>
+        <w:tblPrEx>
+          <w:tblBorders>
+            <w:top w:val="single" w:color="auto" w:sz="4" w:space="0"/>
+            <w:left w:val="single" w:color="auto" w:sz="4" w:space="0"/>
+            <w:bottom w:val="single" w:color="auto" w:sz="4" w:space="0"/>
+            <w:right w:val="single" w:color="auto" w:sz="4" w:space="0"/>
+            <w:insideH w:val="single" w:color="auto" w:sz="4" w:space="0"/>
+            <w:insideV w:val="single" w:color="auto" w:sz="4" w:space="0"/>
+          </w:tblBorders>
+          <w:tblCellMar>
+            <w:top w:w="0" w:type="dxa"/>
+            <w:left w:w="108" w:type="dxa"/>
+            <w:bottom w:w="0" w:type="dxa"/>
+            <w:right w:w="108" w:type="dxa"/>
+          </w:tblCellMar>
+        </w:tblPrEx>
+        <w:tc>
+          <w:tcPr>
+            <w:tcW w:w="1665" w:type="pct"/>
+            <w:vAlign w:val="center"/>
+          </w:tcPr>
+          <w:p>
+            <w:pPr>
+              <w:numPr>
+                <w:ilvl w:val="0"/>
+                <w:numId w:val="0"/>
+              </w:numPr>
+              <w:jc w:val="center"/>
+              <w:rPr>
+                <w:rFonts w:hint="default"/>
+                <w:b w:val="0"/>
+                <w:bCs w:val="0"/>
+                <w:sz w:val="24"/>
+                <w:szCs w:val="24"/>
+                <w:vertAlign w:val="baseline"/>
+                <w:lang w:val="en-US" w:eastAsia="zh-CN"/>
+              </w:rPr>
+            </w:pPr>
+            <w:r>
+              <w:rPr>
+                <w:rFonts w:hint="eastAsia"/>
+                <w:b w:val="0"/>
+                <w:bCs w:val="0"/>
+                <w:sz w:val="24"/>
+                <w:szCs w:val="24"/>
+                <w:vertAlign w:val="baseline"/>
+                <w:lang w:val="en-US" w:eastAsia="zh-CN"/>
+              </w:rPr>
+              <w:t>设备</w:t>
+            </w:r>
+          </w:p>
+        </w:tc>
+        <w:tc>
+          <w:tcPr>
+            <w:tcW w:w="1667" w:type="pct"/>
+            <w:shd w:val="clear" w:color="auto" w:fill="auto"/>
+            <w:vAlign w:val="center"/>
+          </w:tcPr>
+          <w:p>
+            <w:pPr>
+              <w:numPr>
+                <w:ilvl w:val="0"/>
+                <w:numId w:val="0"/>
+              </w:numPr>
+              <w:ind w:left="0" w:leftChars="0" w:firstLine="0" w:firstLineChars="0"/>
+              <w:jc w:val="center"/>
+              <w:rPr>
+                <w:rFonts w:hint="default"/>
+                <w:b w:val="0"/>
+                <w:bCs w:val="0"/>
+                <w:sz w:val="24"/>
+                <w:szCs w:val="24"/>
+                <w:lang w:val="en-US" w:eastAsia="zh-CN"/>
+              </w:rPr>
+            </w:pPr>
+            <w:r>
+              <w:rPr>
+                <w:rFonts w:hint="eastAsia"/>
+                <w:b w:val="0"/>
+                <w:bCs w:val="0"/>
+                <w:sz w:val="24"/>
+                <w:szCs w:val="24"/>
+                <w:lang w:val="en-US" w:eastAsia="zh-CN"/>
+              </w:rPr>
+              <w:t>指令/提示</w:t>
+            </w:r>
+          </w:p>
+        </w:tc>
+        <w:tc>
+          <w:tcPr>
+            <w:tcW w:w="1667" w:type="pct"/>
+            <w:shd w:val="clear" w:color="auto" w:fill="auto"/>
+            <w:vAlign w:val="center"/>
+          </w:tcPr>
+          <w:p>
+            <w:pPr>
+              <w:numPr>
+                <w:ilvl w:val="0"/>
+                <w:numId w:val="0"/>
+              </w:numPr>
+              <w:ind w:left="0" w:leftChars="0" w:firstLine="0" w:firstLineChars="0"/>
+              <w:jc w:val="center"/>
+              <w:rPr>
+                <w:rFonts w:hint="default"/>
+                <w:b w:val="0"/>
+                <w:bCs w:val="0"/>
+                <w:sz w:val="24"/>
+                <w:szCs w:val="24"/>
+                <w:lang w:val="en-US" w:eastAsia="zh-CN"/>
+              </w:rPr>
+            </w:pPr>
+            <w:r>
+              <w:rPr>
+                <w:rFonts w:hint="eastAsia"/>
+                <w:b w:val="0"/>
+                <w:bCs w:val="0"/>
+                <w:sz w:val="24"/>
+                <w:szCs w:val="24"/>
+                <w:lang w:val="en-US" w:eastAsia="zh-CN"/>
+              </w:rPr>
+              <w:t>含义</w:t>
+            </w:r>
+          </w:p>
+        </w:tc>
+      </w:tr>
+      <w:tr>
+        <w:tblPrEx>
+          <w:tblBorders>
+            <w:top w:val="single" w:color="auto" w:sz="4" w:space="0"/>
+            <w:left w:val="single" w:color="auto" w:sz="4" w:space="0"/>
+            <w:bottom w:val="single" w:color="auto" w:sz="4" w:space="0"/>
+            <w:right w:val="single" w:color="auto" w:sz="4" w:space="0"/>
+            <w:insideH w:val="single" w:color="auto" w:sz="4" w:space="0"/>
+            <w:insideV w:val="single" w:color="auto" w:sz="4" w:space="0"/>
+          </w:tblBorders>
+          <w:tblCellMar>
+            <w:top w:w="0" w:type="dxa"/>
+            <w:left w:w="108" w:type="dxa"/>
+            <w:bottom w:w="0" w:type="dxa"/>
+            <w:right w:w="108" w:type="dxa"/>
+          </w:tblCellMar>
+        </w:tblPrEx>
+        <w:tc>
+          <w:tcPr>
+            <w:tcW w:w="1665" w:type="pct"/>
+            <w:vAlign w:val="center"/>
+          </w:tcPr>
+          <w:p>
+            <w:pPr>
+              <w:numPr>
+                <w:ilvl w:val="0"/>
+                <w:numId w:val="0"/>
+              </w:numPr>
+              <w:jc w:val="center"/>
+              <w:rPr>
+                <w:rFonts w:hint="default"/>
+                <w:b w:val="0"/>
+                <w:bCs w:val="0"/>
+                <w:sz w:val="24"/>
+                <w:szCs w:val="24"/>
+                <w:vertAlign w:val="baseline"/>
+                <w:lang w:val="en-US" w:eastAsia="zh-CN"/>
+              </w:rPr>
+            </w:pPr>
+            <w:r>
+              <w:rPr>
+                <w:rFonts w:hint="eastAsia"/>
+                <w:b w:val="0"/>
+                <w:bCs w:val="0"/>
+                <w:sz w:val="24"/>
+                <w:szCs w:val="24"/>
+                <w:vertAlign w:val="baseline"/>
+                <w:lang w:val="en-US" w:eastAsia="zh-CN"/>
+              </w:rPr>
+              <w:t>上位机发送</w:t>
+            </w:r>
+          </w:p>
+        </w:tc>
+        <w:tc>
+          <w:tcPr>
+            <w:tcW w:w="1667" w:type="pct"/>
+            <w:shd w:val="clear" w:color="auto" w:fill="auto"/>
+            <w:vAlign w:val="center"/>
+          </w:tcPr>
+          <w:p>
+            <w:pPr>
+              <w:numPr>
+                <w:ilvl w:val="0"/>
+                <w:numId w:val="0"/>
+              </w:numPr>
+              <w:ind w:left="0" w:leftChars="0" w:firstLine="0" w:firstLineChars="0"/>
+              <w:jc w:val="center"/>
+              <w:rPr>
+                <w:rFonts w:hint="eastAsia" w:asciiTheme="minorHAnsi" w:hAnsiTheme="minorHAnsi" w:eastAsiaTheme="minorEastAsia" w:cstheme="minorBidi"/>
+                <w:b w:val="0"/>
+                <w:bCs w:val="0"/>
+                <w:kern w:val="2"/>
+                <w:sz w:val="24"/>
+                <w:szCs w:val="24"/>
+                <w:vertAlign w:val="baseline"/>
+                <w:lang w:val="en-US" w:eastAsia="zh-CN" w:bidi="ar-SA"/>
+              </w:rPr>
+            </w:pPr>
+            <w:r>
+              <w:rPr>
+                <w:rFonts w:hint="eastAsia"/>
+                <w:b w:val="0"/>
+                <w:bCs w:val="0"/>
+                <w:sz w:val="24"/>
+                <w:szCs w:val="24"/>
+                <w:lang w:val="en-US" w:eastAsia="zh-CN"/>
+              </w:rPr>
+              <w:t xml:space="preserve">update inform 1 </w:t>
+            </w:r>
+            <w:r>
+              <w:rPr>
+                <w:rFonts w:hint="eastAsia"/>
+                <w:b w:val="0"/>
+                <w:bCs w:val="0"/>
+                <w:sz w:val="24"/>
+                <w:szCs w:val="24"/>
+                <w:vertAlign w:val="baseline"/>
+                <w:lang w:val="en-US" w:eastAsia="zh-CN"/>
+              </w:rPr>
+              <w:t>{#DEV_INFO:设备信息;}</w:t>
+            </w:r>
+          </w:p>
+        </w:tc>
+        <w:tc>
+          <w:tcPr>
+            <w:tcW w:w="1667" w:type="pct"/>
+            <w:shd w:val="clear" w:color="auto" w:fill="auto"/>
+            <w:vAlign w:val="center"/>
+          </w:tcPr>
+          <w:p>
+            <w:pPr>
+              <w:numPr>
+                <w:ilvl w:val="0"/>
+                <w:numId w:val="0"/>
+              </w:numPr>
+              <w:ind w:left="0" w:leftChars="0" w:firstLine="0" w:firstLineChars="0"/>
+              <w:jc w:val="center"/>
+              <w:rPr>
+                <w:rFonts w:hint="eastAsia"/>
+                <w:b w:val="0"/>
+                <w:bCs w:val="0"/>
+                <w:sz w:val="24"/>
+                <w:szCs w:val="24"/>
+                <w:lang w:val="en-US" w:eastAsia="zh-CN"/>
+              </w:rPr>
+            </w:pPr>
+            <w:r>
+              <w:rPr>
+                <w:rFonts w:hint="eastAsia"/>
+                <w:b w:val="0"/>
+                <w:bCs w:val="0"/>
+                <w:sz w:val="24"/>
+                <w:szCs w:val="24"/>
+                <w:lang w:val="en-US" w:eastAsia="zh-CN"/>
+              </w:rPr>
+              <w:t>写入设备信息</w:t>
+            </w:r>
+          </w:p>
+        </w:tc>
+      </w:tr>
+      <w:tr>
+        <w:tblPrEx>
+          <w:tblBorders>
+            <w:top w:val="single" w:color="auto" w:sz="4" w:space="0"/>
+            <w:left w:val="single" w:color="auto" w:sz="4" w:space="0"/>
+            <w:bottom w:val="single" w:color="auto" w:sz="4" w:space="0"/>
+            <w:right w:val="single" w:color="auto" w:sz="4" w:space="0"/>
+            <w:insideH w:val="single" w:color="auto" w:sz="4" w:space="0"/>
+            <w:insideV w:val="single" w:color="auto" w:sz="4" w:space="0"/>
+          </w:tblBorders>
+          <w:tblCellMar>
+            <w:top w:w="0" w:type="dxa"/>
+            <w:left w:w="108" w:type="dxa"/>
+            <w:bottom w:w="0" w:type="dxa"/>
+            <w:right w:w="108" w:type="dxa"/>
+          </w:tblCellMar>
+        </w:tblPrEx>
+        <w:tc>
+          <w:tcPr>
+            <w:tcW w:w="1665" w:type="pct"/>
+            <w:vAlign w:val="center"/>
+          </w:tcPr>
+          <w:p>
+            <w:pPr>
+              <w:numPr>
+                <w:ilvl w:val="0"/>
+                <w:numId w:val="0"/>
+              </w:numPr>
+              <w:jc w:val="center"/>
+              <w:rPr>
+                <w:rFonts w:hint="default"/>
+                <w:b w:val="0"/>
+                <w:bCs w:val="0"/>
+                <w:sz w:val="24"/>
+                <w:szCs w:val="24"/>
+                <w:vertAlign w:val="baseline"/>
+                <w:lang w:val="en-US" w:eastAsia="zh-CN"/>
+              </w:rPr>
+            </w:pPr>
+            <w:r>
+              <w:rPr>
+                <w:rFonts w:hint="eastAsia"/>
+                <w:b w:val="0"/>
+                <w:bCs w:val="0"/>
+                <w:sz w:val="24"/>
+                <w:szCs w:val="24"/>
+                <w:vertAlign w:val="baseline"/>
+                <w:lang w:val="en-US" w:eastAsia="zh-CN"/>
+              </w:rPr>
+              <w:t>硬件发送</w:t>
+            </w:r>
+          </w:p>
+        </w:tc>
+        <w:tc>
+          <w:tcPr>
+            <w:tcW w:w="1667" w:type="pct"/>
+            <w:vAlign w:val="center"/>
+          </w:tcPr>
+          <w:p>
+            <w:pPr>
+              <w:numPr>
+                <w:ilvl w:val="0"/>
+                <w:numId w:val="0"/>
+              </w:numPr>
+              <w:jc w:val="center"/>
+              <w:rPr>
+                <w:rFonts w:hint="default"/>
+                <w:b w:val="0"/>
+                <w:bCs w:val="0"/>
+                <w:sz w:val="24"/>
+                <w:szCs w:val="24"/>
+                <w:vertAlign w:val="baseline"/>
+                <w:lang w:val="en-US" w:eastAsia="zh-CN"/>
+              </w:rPr>
+            </w:pPr>
+            <w:r>
+              <w:rPr>
+                <w:rFonts w:hint="eastAsia"/>
+                <w:b w:val="0"/>
+                <w:bCs w:val="0"/>
+                <w:sz w:val="24"/>
+                <w:szCs w:val="24"/>
+                <w:lang w:val="en-US" w:eastAsia="zh-CN"/>
+              </w:rPr>
+              <w:t>update inform 1 ok</w:t>
+            </w:r>
+          </w:p>
+        </w:tc>
+        <w:tc>
+          <w:tcPr>
+            <w:tcW w:w="1667" w:type="pct"/>
+            <w:vAlign w:val="center"/>
+          </w:tcPr>
+          <w:p>
+            <w:pPr>
+              <w:numPr>
+                <w:ilvl w:val="0"/>
+                <w:numId w:val="0"/>
+              </w:numPr>
+              <w:jc w:val="center"/>
+              <w:rPr>
+                <w:rFonts w:hint="default"/>
+                <w:b w:val="0"/>
+                <w:bCs w:val="0"/>
+                <w:sz w:val="24"/>
+                <w:szCs w:val="24"/>
+                <w:vertAlign w:val="baseline"/>
+                <w:lang w:val="en-US" w:eastAsia="zh-CN"/>
+              </w:rPr>
+            </w:pPr>
+            <w:r>
+              <w:rPr>
+                <w:rFonts w:hint="eastAsia"/>
+                <w:b w:val="0"/>
+                <w:bCs w:val="0"/>
+                <w:sz w:val="24"/>
+                <w:szCs w:val="24"/>
+                <w:vertAlign w:val="baseline"/>
+                <w:lang w:val="en-US" w:eastAsia="zh-CN"/>
+              </w:rPr>
+              <w:t>写入成功回复指令</w:t>
+            </w:r>
+          </w:p>
+        </w:tc>
+      </w:tr>
+      <w:tr>
+        <w:tblPrEx>
+          <w:tblBorders>
+            <w:top w:val="single" w:color="auto" w:sz="4" w:space="0"/>
+            <w:left w:val="single" w:color="auto" w:sz="4" w:space="0"/>
+            <w:bottom w:val="single" w:color="auto" w:sz="4" w:space="0"/>
+            <w:right w:val="single" w:color="auto" w:sz="4" w:space="0"/>
+            <w:insideH w:val="single" w:color="auto" w:sz="4" w:space="0"/>
+            <w:insideV w:val="single" w:color="auto" w:sz="4" w:space="0"/>
+          </w:tblBorders>
+          <w:tblCellMar>
+            <w:top w:w="0" w:type="dxa"/>
+            <w:left w:w="108" w:type="dxa"/>
+            <w:bottom w:w="0" w:type="dxa"/>
+            <w:right w:w="108" w:type="dxa"/>
+          </w:tblCellMar>
+        </w:tblPrEx>
+        <w:tc>
+          <w:tcPr>
+            <w:tcW w:w="1665" w:type="pct"/>
+            <w:vMerge w:val="restart"/>
+            <w:vAlign w:val="center"/>
+          </w:tcPr>
+          <w:p>
+            <w:pPr>
+              <w:numPr>
+                <w:ilvl w:val="0"/>
+                <w:numId w:val="0"/>
+              </w:numPr>
+              <w:jc w:val="center"/>
+              <w:rPr>
+                <w:rFonts w:hint="default"/>
+                <w:b w:val="0"/>
+                <w:bCs w:val="0"/>
+                <w:sz w:val="24"/>
+                <w:szCs w:val="24"/>
+                <w:vertAlign w:val="baseline"/>
+                <w:lang w:val="en-US" w:eastAsia="zh-CN"/>
+              </w:rPr>
+            </w:pPr>
+            <w:r>
+              <w:rPr>
+                <w:rFonts w:hint="eastAsia"/>
+                <w:b w:val="0"/>
+                <w:bCs w:val="0"/>
+                <w:sz w:val="24"/>
+                <w:szCs w:val="24"/>
+                <w:vertAlign w:val="baseline"/>
+                <w:lang w:val="en-US" w:eastAsia="zh-CN"/>
+              </w:rPr>
+              <w:t>上位机显示</w:t>
+            </w:r>
+          </w:p>
+        </w:tc>
+        <w:tc>
+          <w:tcPr>
+            <w:tcW w:w="1667" w:type="pct"/>
+            <w:vAlign w:val="center"/>
+          </w:tcPr>
+          <w:p>
+            <w:pPr>
+              <w:numPr>
+                <w:ilvl w:val="0"/>
+                <w:numId w:val="0"/>
+              </w:numPr>
+              <w:jc w:val="center"/>
+              <w:rPr>
+                <w:rFonts w:hint="default"/>
+                <w:b w:val="0"/>
+                <w:bCs w:val="0"/>
+                <w:sz w:val="24"/>
+                <w:szCs w:val="24"/>
+                <w:vertAlign w:val="baseline"/>
+                <w:lang w:val="en-US" w:eastAsia="zh-CN"/>
+              </w:rPr>
+            </w:pPr>
+            <w:r>
+              <w:rPr>
+                <w:rFonts w:hint="eastAsia"/>
+                <w:b w:val="0"/>
+                <w:bCs w:val="0"/>
+                <w:sz w:val="24"/>
+                <w:szCs w:val="24"/>
+                <w:vertAlign w:val="baseline"/>
+                <w:lang w:val="en-US" w:eastAsia="zh-CN"/>
+              </w:rPr>
+              <w:t>设备信息写入成功</w:t>
+            </w:r>
+          </w:p>
+        </w:tc>
+        <w:tc>
+          <w:tcPr>
+            <w:tcW w:w="1667" w:type="pct"/>
+            <w:vAlign w:val="center"/>
+          </w:tcPr>
+          <w:p>
+            <w:pPr>
+              <w:numPr>
+                <w:ilvl w:val="0"/>
+                <w:numId w:val="0"/>
+              </w:numPr>
+              <w:jc w:val="center"/>
+              <w:rPr>
+                <w:rFonts w:hint="default"/>
+                <w:b w:val="0"/>
+                <w:bCs w:val="0"/>
+                <w:sz w:val="24"/>
+                <w:szCs w:val="24"/>
+                <w:vertAlign w:val="baseline"/>
+                <w:lang w:val="en-US" w:eastAsia="zh-CN"/>
+              </w:rPr>
+            </w:pPr>
+            <w:r>
+              <w:rPr>
+                <w:rFonts w:hint="eastAsia"/>
+                <w:b w:val="0"/>
+                <w:bCs w:val="0"/>
+                <w:sz w:val="24"/>
+                <w:szCs w:val="24"/>
+                <w:vertAlign w:val="baseline"/>
+                <w:lang w:val="en-US" w:eastAsia="zh-CN"/>
+              </w:rPr>
+              <w:t>上位机校验成功</w:t>
+            </w:r>
+          </w:p>
+        </w:tc>
+      </w:tr>
+      <w:tr>
+        <w:tblPrEx>
+          <w:tblBorders>
+            <w:top w:val="single" w:color="auto" w:sz="4" w:space="0"/>
+            <w:left w:val="single" w:color="auto" w:sz="4" w:space="0"/>
+            <w:bottom w:val="single" w:color="auto" w:sz="4" w:space="0"/>
+            <w:right w:val="single" w:color="auto" w:sz="4" w:space="0"/>
+            <w:insideH w:val="single" w:color="auto" w:sz="4" w:space="0"/>
+            <w:insideV w:val="single" w:color="auto" w:sz="4" w:space="0"/>
+          </w:tblBorders>
+          <w:tblCellMar>
+            <w:top w:w="0" w:type="dxa"/>
+            <w:left w:w="108" w:type="dxa"/>
+            <w:bottom w:w="0" w:type="dxa"/>
+            <w:right w:w="108" w:type="dxa"/>
+          </w:tblCellMar>
+        </w:tblPrEx>
+        <w:tc>
+          <w:tcPr>
+            <w:tcW w:w="1665" w:type="pct"/>
+            <w:vMerge w:val="continue"/>
+            <w:vAlign w:val="center"/>
+          </w:tcPr>
+          <w:p>
+            <w:pPr>
+              <w:numPr>
+                <w:ilvl w:val="0"/>
+                <w:numId w:val="0"/>
+              </w:numPr>
+              <w:jc w:val="center"/>
+              <w:rPr>
+                <w:rFonts w:hint="eastAsia"/>
+                <w:b w:val="0"/>
+                <w:bCs w:val="0"/>
+                <w:sz w:val="24"/>
+                <w:szCs w:val="24"/>
+                <w:vertAlign w:val="baseline"/>
+                <w:lang w:val="en-US" w:eastAsia="zh-CN"/>
+              </w:rPr>
+            </w:pPr>
+          </w:p>
+        </w:tc>
+        <w:tc>
+          <w:tcPr>
+            <w:tcW w:w="1667" w:type="pct"/>
+            <w:vAlign w:val="center"/>
+          </w:tcPr>
+          <w:p>
+            <w:pPr>
+              <w:numPr>
+                <w:ilvl w:val="0"/>
+                <w:numId w:val="0"/>
+              </w:numPr>
+              <w:jc w:val="center"/>
+              <w:rPr>
+                <w:rFonts w:hint="eastAsia"/>
+                <w:b w:val="0"/>
+                <w:bCs w:val="0"/>
+                <w:sz w:val="24"/>
+                <w:szCs w:val="24"/>
+                <w:vertAlign w:val="baseline"/>
+                <w:lang w:val="en-US" w:eastAsia="zh-CN"/>
+              </w:rPr>
+            </w:pPr>
+            <w:r>
+              <w:rPr>
+                <w:rFonts w:hint="eastAsia"/>
+                <w:b w:val="0"/>
+                <w:bCs w:val="0"/>
+                <w:sz w:val="24"/>
+                <w:szCs w:val="24"/>
+                <w:vertAlign w:val="baseline"/>
+                <w:lang w:val="en-US" w:eastAsia="zh-CN"/>
+              </w:rPr>
+              <w:t>[</w:t>
+            </w:r>
+            <w:r>
+              <w:rPr>
+                <w:rFonts w:hint="eastAsia"/>
+                <w:b w:val="0"/>
+                <w:bCs w:val="0"/>
+                <w:sz w:val="24"/>
+                <w:szCs w:val="24"/>
+                <w:vertAlign w:val="baseline"/>
+                <w:lang w:val="zh-CN" w:eastAsia="zh-CN"/>
+              </w:rPr>
+              <w:t>超时] 20秒未接收数据，已关闭串口</w:t>
+            </w:r>
+          </w:p>
+        </w:tc>
+        <w:tc>
+          <w:tcPr>
+            <w:tcW w:w="1667" w:type="pct"/>
+            <w:vAlign w:val="center"/>
+          </w:tcPr>
+          <w:p>
+            <w:pPr>
+              <w:numPr>
+                <w:ilvl w:val="0"/>
+                <w:numId w:val="0"/>
+              </w:numPr>
+              <w:jc w:val="center"/>
+              <w:rPr>
+                <w:rFonts w:hint="default"/>
+                <w:b w:val="0"/>
+                <w:bCs w:val="0"/>
+                <w:sz w:val="24"/>
+                <w:szCs w:val="24"/>
+                <w:vertAlign w:val="baseline"/>
+                <w:lang w:val="en-US" w:eastAsia="zh-CN"/>
+              </w:rPr>
+            </w:pPr>
+            <w:r>
+              <w:rPr>
+                <w:rFonts w:hint="eastAsia"/>
+                <w:b w:val="0"/>
+                <w:bCs w:val="0"/>
+                <w:sz w:val="24"/>
+                <w:szCs w:val="24"/>
+                <w:vertAlign w:val="baseline"/>
+                <w:lang w:val="en-US" w:eastAsia="zh-CN"/>
+              </w:rPr>
+              <w:t>上位机校验超时</w:t>
+            </w:r>
+          </w:p>
+        </w:tc>
+      </w:tr>
+    </w:tbl>
+    <w:p>
+      <w:pPr>
+        <w:numPr>
+          <w:ilvl w:val="0"/>
+          <w:numId w:val="0"/>
+        </w:numPr>
+        <w:jc w:val="both"/>
+      </w:pPr>
+      <w:r>
+        <w:drawing>
+          <wp:inline distT="0" distB="0" distL="114300" distR="114300">
+            <wp:extent cx="5266690" cy="3958590"/>
+            <wp:effectExtent l="0" t="0" r="3810" b="3810"/>
+            <wp:docPr id="10" name="图片 7"/>
+            <wp:cNvGraphicFramePr>
+              <a:graphicFrameLocks xmlns:a="http://schemas.openxmlformats.org/drawingml/2006/main" noChangeAspect="1"/>
+            </wp:cNvGraphicFramePr>
+            <a:graphic xmlns:a="http://schemas.openxmlformats.org/drawingml/2006/main">
+              <a:graphicData uri="http://schemas.openxmlformats.org/drawingml/2006/picture">
+                <pic:pic xmlns:pic="http://schemas.openxmlformats.org/drawingml/2006/picture">
+                  <pic:nvPicPr>
+                    <pic:cNvPr id="10" name="图片 7"/>
+                    <pic:cNvPicPr>
+                      <a:picLocks noChangeAspect="1"/>
+                    </pic:cNvPicPr>
+                  </pic:nvPicPr>
+                  <pic:blipFill>
+                    <a:blip r:embed="rId13"/>
+                    <a:stretch>
+                      <a:fillRect/>
+                    </a:stretch>
+                  </pic:blipFill>
+                  <pic:spPr>
+                    <a:xfrm>
+                      <a:off x="0" y="0"/>
+                      <a:ext cx="5266690" cy="3958590"/>
+                    </a:xfrm>
+                    <a:prstGeom prst="rect">
+                      <a:avLst/>
+                    </a:prstGeom>
+                    <a:noFill/>
+                    <a:ln>
+                      <a:noFill/>
+                    </a:ln>
+                  </pic:spPr>
+                </pic:pic>
+              </a:graphicData>
+            </a:graphic>
+          </wp:inline>
+        </w:drawing>
+      </w:r>
+      <w:bookmarkStart w:id="0" w:name="_GoBack"/>
+      <w:bookmarkEnd w:id="0"/>
+    </w:p>
+    <w:p>
+      <w:pPr>
+        <w:numPr>
+          <w:ilvl w:val="0"/>
+          <w:numId w:val="0"/>
+        </w:numPr>
+        <w:jc w:val="both"/>
+        <w:rPr>
+          <w:rFonts w:hint="default"/>
+          <w:b w:val="0"/>
+          <w:bCs w:val="0"/>
+          <w:sz w:val="24"/>
+          <w:szCs w:val="24"/>
+          <w:lang w:val="en-US" w:eastAsia="zh-CN"/>
+        </w:rPr>
+      </w:pPr>
+    </w:p>
+    <w:p>
+      <w:pPr>
+        <w:numPr>
+          <w:ilvl w:val="0"/>
+          <w:numId w:val="0"/>
+        </w:numPr>
+        <w:jc w:val="both"/>
+      </w:pPr>
+      <w:r>
+        <w:drawing>
+          <wp:inline distT="0" distB="0" distL="114300" distR="114300">
+            <wp:extent cx="5266690" cy="3958590"/>
+            <wp:effectExtent l="0" t="0" r="3810" b="3810"/>
+            <wp:docPr id="13" name="图片 10"/>
+            <wp:cNvGraphicFramePr>
+              <a:graphicFrameLocks xmlns:a="http://schemas.openxmlformats.org/drawingml/2006/main" noChangeAspect="1"/>
+            </wp:cNvGraphicFramePr>
+            <a:graphic xmlns:a="http://schemas.openxmlformats.org/drawingml/2006/main">
+              <a:graphicData uri="http://schemas.openxmlformats.org/drawingml/2006/picture">
+                <pic:pic xmlns:pic="http://schemas.openxmlformats.org/drawingml/2006/picture">
+                  <pic:nvPicPr>
+                    <pic:cNvPr id="13" name="图片 10"/>
+                    <pic:cNvPicPr>
+                      <a:picLocks noChangeAspect="1"/>
+                    </pic:cNvPicPr>
+                  </pic:nvPicPr>
+                  <pic:blipFill>
+                    <a:blip r:embed="rId14"/>
+                    <a:stretch>
+                      <a:fillRect/>
+                    </a:stretch>
+                  </pic:blipFill>
+                  <pic:spPr>
+                    <a:xfrm>
+                      <a:off x="0" y="0"/>
+                      <a:ext cx="5266690" cy="3958590"/>
+                    </a:xfrm>
+                    <a:prstGeom prst="rect">
+                      <a:avLst/>
+                    </a:prstGeom>
+                    <a:noFill/>
+                    <a:ln>
+                      <a:noFill/>
+                    </a:ln>
+                  </pic:spPr>
+                </pic:pic>
+              </a:graphicData>
+            </a:graphic>
+          </wp:inline>
+        </w:drawing>
+      </w:r>
+    </w:p>
+    <w:p>
+      <w:pPr>
+        <w:numPr>
+          <w:ilvl w:val="0"/>
+          <w:numId w:val="0"/>
+        </w:numPr>
+        <w:jc w:val="both"/>
+        <w:rPr>
+          <w:rFonts w:hint="eastAsia"/>
+          <w:lang w:val="en-US" w:eastAsia="zh-CN"/>
+        </w:rPr>
+      </w:pPr>
+      <w:r>
+        <w:rPr>
+          <w:rFonts w:hint="eastAsia"/>
+          <w:lang w:val="en-US" w:eastAsia="zh-CN"/>
+        </w:rPr>
+        <w:t>注：特殊功能：右键设备信息列表出现【刷新设备信息】；</w:t>
+      </w:r>
+    </w:p>
+    <w:p>
+      <w:pPr>
+        <w:numPr>
+          <w:ilvl w:val="0"/>
+          <w:numId w:val="0"/>
+        </w:numPr>
+        <w:jc w:val="both"/>
+        <w:rPr>
+          <w:rFonts w:hint="default"/>
+          <w:lang w:val="en-US" w:eastAsia="zh-CN"/>
+        </w:rPr>
+      </w:pPr>
+      <w:r>
+        <w:drawing>
+          <wp:inline distT="0" distB="0" distL="114300" distR="114300">
+            <wp:extent cx="1111250" cy="409575"/>
+            <wp:effectExtent l="0" t="0" r="6350" b="9525"/>
+            <wp:docPr id="8" name="图片 1"/>
+            <wp:cNvGraphicFramePr>
+              <a:graphicFrameLocks xmlns:a="http://schemas.openxmlformats.org/drawingml/2006/main" noChangeAspect="1"/>
+            </wp:cNvGraphicFramePr>
+            <a:graphic xmlns:a="http://schemas.openxmlformats.org/drawingml/2006/main">
+              <a:graphicData uri="http://schemas.openxmlformats.org/drawingml/2006/picture">
+                <pic:pic xmlns:pic="http://schemas.openxmlformats.org/drawingml/2006/picture">
+                  <pic:nvPicPr>
+                    <pic:cNvPr id="8" name="图片 1"/>
+                    <pic:cNvPicPr>
+                      <a:picLocks noChangeAspect="1"/>
+                    </pic:cNvPicPr>
+                  </pic:nvPicPr>
+                  <pic:blipFill>
+                    <a:blip r:embed="rId15"/>
+                    <a:stretch>
+                      <a:fillRect/>
+                    </a:stretch>
+                  </pic:blipFill>
+                  <pic:spPr>
+                    <a:xfrm>
+                      <a:off x="0" y="0"/>
+                      <a:ext cx="1111250" cy="409575"/>
+                    </a:xfrm>
+                    <a:prstGeom prst="rect">
+                      <a:avLst/>
+                    </a:prstGeom>
+                    <a:noFill/>
+                    <a:ln>
+                      <a:noFill/>
+                    </a:ln>
+                  </pic:spPr>
+                </pic:pic>
+              </a:graphicData>
+            </a:graphic>
+          </wp:inline>
+        </w:drawing>
+      </w:r>
+    </w:p>
+    <w:p>
+      <w:pPr>
+        <w:numPr>
+          <w:ilvl w:val="0"/>
+          <w:numId w:val="1"/>
+        </w:numPr>
+        <w:jc w:val="both"/>
+        <w:rPr>
+          <w:rFonts w:hint="default"/>
+          <w:b w:val="0"/>
+          <w:bCs w:val="0"/>
+          <w:sz w:val="24"/>
+          <w:szCs w:val="24"/>
+          <w:lang w:val="en-US" w:eastAsia="zh-CN"/>
+        </w:rPr>
+      </w:pPr>
+      <w:r>
+        <w:rPr>
+          <w:rFonts w:hint="eastAsia"/>
+          <w:b w:val="0"/>
+          <w:bCs w:val="0"/>
+          <w:sz w:val="24"/>
+          <w:szCs w:val="24"/>
+          <w:lang w:val="en-US" w:eastAsia="zh-CN"/>
+        </w:rPr>
         <w:t>固件加载</w:t>
       </w:r>
+    </w:p>
+    <w:p>
+      <w:pPr>
+        <w:numPr>
+          <w:ilvl w:val="0"/>
+          <w:numId w:val="0"/>
+        </w:numPr>
+        <w:jc w:val="both"/>
+        <w:rPr>
+          <w:rFonts w:hint="default"/>
+          <w:b w:val="0"/>
+          <w:bCs w:val="0"/>
+          <w:sz w:val="24"/>
+          <w:szCs w:val="24"/>
+          <w:lang w:val="en-US" w:eastAsia="zh-CN"/>
+        </w:rPr>
+      </w:pPr>
     </w:p>
     <w:p>
       <w:pPr>
@@ -857,7 +4432,7 @@
       <w:lang w:val="en-US" w:eastAsia="zh-CN" w:bidi="ar-SA"/>
     </w:rPr>
   </w:style>
-  <w:style w:type="character" w:default="1" w:styleId="3">
+  <w:style w:type="character" w:default="1" w:styleId="4">
     <w:name w:val="Default Paragraph Font"/>
     <w:semiHidden/>
     <w:uiPriority w:val="0"/>
@@ -873,6 +4448,25 @@
         <w:bottom w:w="0" w:type="dxa"/>
         <w:right w:w="108" w:type="dxa"/>
       </w:tblCellMar>
+    </w:tblPr>
+  </w:style>
+  <w:style w:type="table" w:styleId="3">
+    <w:name w:val="Table Grid"/>
+    <w:basedOn w:val="2"/>
+    <w:uiPriority w:val="0"/>
+    <w:pPr>
+      <w:widowControl w:val="0"/>
+      <w:jc w:val="both"/>
+    </w:pPr>
+    <w:tblPr>
+      <w:tblBorders>
+        <w:top w:val="single" w:color="auto" w:sz="4" w:space="0"/>
+        <w:left w:val="single" w:color="auto" w:sz="4" w:space="0"/>
+        <w:bottom w:val="single" w:color="auto" w:sz="4" w:space="0"/>
+        <w:right w:val="single" w:color="auto" w:sz="4" w:space="0"/>
+        <w:insideH w:val="single" w:color="auto" w:sz="4" w:space="0"/>
+        <w:insideV w:val="single" w:color="auto" w:sz="4" w:space="0"/>
+      </w:tblBorders>
     </w:tblPr>
   </w:style>
 </w:styles>
